--- a/public/wishlist.docx
+++ b/public/wishlist.docx
@@ -115,6 +115,1414 @@
           <w:lang w:val="ru-RU" w:eastAsia="zh-CN" w:bidi="ar"/>
         </w:rPr>
       </w:pPr>
+      <w:r>
+        <w:rPr>
+          <w:rFonts w:hint="default" w:ascii="Arial" w:hAnsi="Arial" w:eastAsia="SimSun" w:cs="Arial"/>
+          <w:color w:val="808080" w:themeColor="background1" w:themeShade="80"/>
+          <w:kern w:val="0"/>
+          <w:sz w:val="28"/>
+          <w:szCs w:val="28"/>
+          <w:lang w:val="ru-RU" w:eastAsia="zh-CN" w:bidi="ar"/>
+        </w:rPr>
+        <w:drawing>
+          <wp:inline distT="0" distB="0" distL="114300" distR="114300">
+            <wp:extent cx="1410335" cy="2874645"/>
+            <wp:effectExtent l="0" t="0" r="6985" b="5715"/>
+            <wp:docPr id="26" name="Изображение 26" descr="photo_2026-09-03_19-18-44"/>
+            <wp:cNvGraphicFramePr>
+              <a:graphicFrameLocks xmlns:a="http://schemas.openxmlformats.org/drawingml/2006/main" noChangeAspect="1"/>
+            </wp:cNvGraphicFramePr>
+            <a:graphic xmlns:a="http://schemas.openxmlformats.org/drawingml/2006/main">
+              <a:graphicData uri="http://schemas.openxmlformats.org/drawingml/2006/picture">
+                <pic:pic xmlns:pic="http://schemas.openxmlformats.org/drawingml/2006/picture">
+                  <pic:nvPicPr>
+                    <pic:cNvPr id="26" name="Изображение 26" descr="photo_2026-09-03_19-18-44"/>
+                    <pic:cNvPicPr>
+                      <a:picLocks noChangeAspect="1"/>
+                    </pic:cNvPicPr>
+                  </pic:nvPicPr>
+                  <pic:blipFill>
+                    <a:blip r:embed="rId4"/>
+                    <a:stretch>
+                      <a:fillRect/>
+                    </a:stretch>
+                  </pic:blipFill>
+                  <pic:spPr>
+                    <a:xfrm>
+                      <a:off x="0" y="0"/>
+                      <a:ext cx="1410335" cy="2874645"/>
+                    </a:xfrm>
+                    <a:prstGeom prst="rect">
+                      <a:avLst/>
+                    </a:prstGeom>
+                  </pic:spPr>
+                </pic:pic>
+              </a:graphicData>
+            </a:graphic>
+          </wp:inline>
+        </w:drawing>
+      </w:r>
+    </w:p>
+    <w:p>
+      <w:pPr>
+        <w:keepNext w:val="0"/>
+        <w:keepLines w:val="0"/>
+        <w:widowControl/>
+        <w:suppressLineNumbers w:val="0"/>
+        <w:jc w:val="left"/>
+        <w:rPr>
+          <w:rFonts w:hint="default" w:ascii="Arial" w:hAnsi="Arial" w:eastAsia="SimSun" w:cs="Arial"/>
+          <w:color w:val="808080" w:themeColor="background1" w:themeShade="80"/>
+          <w:kern w:val="0"/>
+          <w:sz w:val="28"/>
+          <w:szCs w:val="28"/>
+          <w:lang w:val="ru-RU" w:eastAsia="zh-CN" w:bidi="ar"/>
+        </w:rPr>
+      </w:pPr>
+    </w:p>
+    <w:p>
+      <w:pPr>
+        <w:keepNext w:val="0"/>
+        <w:keepLines w:val="0"/>
+        <w:widowControl/>
+        <w:suppressLineNumbers w:val="0"/>
+        <w:jc w:val="left"/>
+        <w:rPr>
+          <w:rFonts w:hint="default" w:ascii="Arial" w:hAnsi="Arial" w:eastAsia="SimSun" w:cs="Arial"/>
+          <w:color w:val="808080" w:themeColor="background1" w:themeShade="80"/>
+          <w:kern w:val="0"/>
+          <w:sz w:val="28"/>
+          <w:szCs w:val="28"/>
+          <w:lang w:val="ru-RU" w:eastAsia="zh-CN" w:bidi="ar"/>
+        </w:rPr>
+      </w:pPr>
+    </w:p>
+    <w:p>
+      <w:pPr>
+        <w:numPr>
+          <w:ilvl w:val="0"/>
+          <w:numId w:val="1"/>
+        </w:numPr>
+        <w:rPr>
+          <w:rFonts w:hint="default" w:ascii="Arial" w:hAnsi="Arial" w:cs="Arial"/>
+          <w:sz w:val="36"/>
+          <w:szCs w:val="36"/>
+          <w:lang w:val="ru-RU"/>
+        </w:rPr>
+      </w:pPr>
+      <w:r>
+        <w:rPr>
+          <w:rFonts w:hint="default" w:ascii="Arial" w:hAnsi="Arial" w:cs="Arial"/>
+          <w:sz w:val="36"/>
+          <w:szCs w:val="36"/>
+          <w:lang w:val="ru-RU"/>
+        </w:rPr>
+        <w:t>Внешний аккумулятор (</w:t>
+      </w:r>
+      <w:r>
+        <w:rPr>
+          <w:rFonts w:hint="default" w:ascii="Arial" w:hAnsi="Arial" w:cs="Arial"/>
+          <w:sz w:val="36"/>
+          <w:szCs w:val="36"/>
+          <w:lang w:val="en-US"/>
+        </w:rPr>
+        <w:t>powerbank</w:t>
+      </w:r>
+      <w:r>
+        <w:rPr>
+          <w:rFonts w:hint="default" w:ascii="Arial" w:hAnsi="Arial" w:cs="Arial"/>
+          <w:sz w:val="36"/>
+          <w:szCs w:val="36"/>
+          <w:lang w:val="ru-RU"/>
+        </w:rPr>
+        <w:t>)</w:t>
+      </w:r>
+    </w:p>
+    <w:p>
+      <w:pPr>
+        <w:keepNext w:val="0"/>
+        <w:keepLines w:val="0"/>
+        <w:widowControl/>
+        <w:suppressLineNumbers w:val="0"/>
+        <w:jc w:val="left"/>
+        <w:rPr>
+          <w:rFonts w:hint="default" w:ascii="Arial" w:hAnsi="Arial" w:eastAsia="SimSun" w:cs="Arial"/>
+          <w:color w:val="808080" w:themeColor="background1" w:themeShade="80"/>
+          <w:kern w:val="0"/>
+          <w:sz w:val="28"/>
+          <w:szCs w:val="28"/>
+          <w:lang w:val="en-US" w:eastAsia="zh-CN" w:bidi="ar"/>
+        </w:rPr>
+      </w:pPr>
+      <w:r>
+        <w:rPr>
+          <w:rFonts w:hint="default" w:ascii="Arial" w:hAnsi="Arial" w:eastAsia="SimSun" w:cs="Arial"/>
+          <w:color w:val="808080" w:themeColor="background1" w:themeShade="80"/>
+          <w:kern w:val="0"/>
+          <w:sz w:val="28"/>
+          <w:szCs w:val="28"/>
+          <w:lang w:val="en-US" w:eastAsia="zh-CN" w:bidi="ar"/>
+        </w:rPr>
+        <w:t>Примеры на фото</w:t>
+      </w:r>
+    </w:p>
+    <w:p>
+      <w:pPr>
+        <w:keepNext w:val="0"/>
+        <w:keepLines w:val="0"/>
+        <w:widowControl/>
+        <w:suppressLineNumbers w:val="0"/>
+        <w:jc w:val="left"/>
+        <w:rPr>
+          <w:rFonts w:hint="default" w:ascii="Arial" w:hAnsi="Arial" w:eastAsia="SimSun" w:cs="Arial"/>
+          <w:color w:val="808080" w:themeColor="background1" w:themeShade="80"/>
+          <w:kern w:val="0"/>
+          <w:sz w:val="28"/>
+          <w:szCs w:val="28"/>
+          <w:lang w:val="en-US" w:eastAsia="zh-CN" w:bidi="ar"/>
+        </w:rPr>
+      </w:pPr>
+    </w:p>
+    <w:p>
+      <w:pPr>
+        <w:keepNext w:val="0"/>
+        <w:keepLines w:val="0"/>
+        <w:widowControl/>
+        <w:suppressLineNumbers w:val="0"/>
+        <w:jc w:val="left"/>
+        <w:rPr>
+          <w:rFonts w:hint="default" w:ascii="Arial" w:hAnsi="Arial" w:cs="Arial"/>
+          <w:sz w:val="36"/>
+          <w:szCs w:val="36"/>
+          <w:lang w:val="ru-RU"/>
+        </w:rPr>
+      </w:pPr>
+      <w:r>
+        <w:rPr>
+          <w:rFonts w:hint="default" w:ascii="Arial" w:hAnsi="Arial" w:eastAsia="SimSun" w:cs="Arial"/>
+          <w:color w:val="808080" w:themeColor="background1" w:themeShade="80"/>
+          <w:kern w:val="0"/>
+          <w:sz w:val="28"/>
+          <w:szCs w:val="28"/>
+          <w:lang w:val="ru-RU" w:eastAsia="zh-CN" w:bidi="ar"/>
+        </w:rPr>
+        <w:drawing>
+          <wp:inline distT="0" distB="0" distL="114300" distR="114300">
+            <wp:extent cx="1696720" cy="3459480"/>
+            <wp:effectExtent l="0" t="0" r="10160" b="0"/>
+            <wp:docPr id="1" name="Изображение 1" descr="photo_2026-09-03_19-18-43"/>
+            <wp:cNvGraphicFramePr>
+              <a:graphicFrameLocks xmlns:a="http://schemas.openxmlformats.org/drawingml/2006/main" noChangeAspect="1"/>
+            </wp:cNvGraphicFramePr>
+            <a:graphic xmlns:a="http://schemas.openxmlformats.org/drawingml/2006/main">
+              <a:graphicData uri="http://schemas.openxmlformats.org/drawingml/2006/picture">
+                <pic:pic xmlns:pic="http://schemas.openxmlformats.org/drawingml/2006/picture">
+                  <pic:nvPicPr>
+                    <pic:cNvPr id="1" name="Изображение 1" descr="photo_2026-09-03_19-18-43"/>
+                    <pic:cNvPicPr>
+                      <a:picLocks noChangeAspect="1"/>
+                    </pic:cNvPicPr>
+                  </pic:nvPicPr>
+                  <pic:blipFill>
+                    <a:blip r:embed="rId5"/>
+                    <a:stretch>
+                      <a:fillRect/>
+                    </a:stretch>
+                  </pic:blipFill>
+                  <pic:spPr>
+                    <a:xfrm>
+                      <a:off x="0" y="0"/>
+                      <a:ext cx="1696720" cy="3459480"/>
+                    </a:xfrm>
+                    <a:prstGeom prst="rect">
+                      <a:avLst/>
+                    </a:prstGeom>
+                  </pic:spPr>
+                </pic:pic>
+              </a:graphicData>
+            </a:graphic>
+          </wp:inline>
+        </w:drawing>
+      </w:r>
+    </w:p>
+    <w:p>
+      <w:pPr>
+        <w:numPr>
+          <w:ilvl w:val="0"/>
+          <w:numId w:val="1"/>
+        </w:numPr>
+        <w:rPr>
+          <w:rFonts w:hint="default" w:ascii="Arial" w:hAnsi="Arial" w:cs="Arial"/>
+          <w:sz w:val="36"/>
+          <w:szCs w:val="36"/>
+          <w:lang w:val="ru-RU"/>
+        </w:rPr>
+      </w:pPr>
+      <w:r>
+        <w:rPr>
+          <w:rFonts w:hint="default" w:ascii="Arial" w:hAnsi="Arial" w:cs="Arial"/>
+          <w:sz w:val="36"/>
+          <w:szCs w:val="36"/>
+          <w:lang w:val="ru-RU"/>
+        </w:rPr>
+        <w:t>Портативная грелка для рук (электрическая)</w:t>
+      </w:r>
+    </w:p>
+    <w:p>
+      <w:pPr>
+        <w:keepNext w:val="0"/>
+        <w:keepLines w:val="0"/>
+        <w:widowControl/>
+        <w:suppressLineNumbers w:val="0"/>
+        <w:jc w:val="left"/>
+        <w:rPr>
+          <w:rFonts w:hint="default" w:ascii="Arial" w:hAnsi="Arial" w:eastAsia="SimSun" w:cs="Arial"/>
+          <w:color w:val="808080" w:themeColor="background1" w:themeShade="80"/>
+          <w:kern w:val="0"/>
+          <w:sz w:val="28"/>
+          <w:szCs w:val="28"/>
+          <w:lang w:val="en-US" w:eastAsia="zh-CN" w:bidi="ar"/>
+        </w:rPr>
+      </w:pPr>
+      <w:r>
+        <w:rPr>
+          <w:rFonts w:hint="default" w:ascii="Arial" w:hAnsi="Arial" w:eastAsia="SimSun" w:cs="Arial"/>
+          <w:color w:val="808080" w:themeColor="background1" w:themeShade="80"/>
+          <w:kern w:val="0"/>
+          <w:sz w:val="28"/>
+          <w:szCs w:val="28"/>
+          <w:lang w:val="en-US" w:eastAsia="zh-CN" w:bidi="ar"/>
+        </w:rPr>
+        <w:t>Примеры на фото</w:t>
+      </w:r>
+    </w:p>
+    <w:p>
+      <w:pPr>
+        <w:keepNext w:val="0"/>
+        <w:keepLines w:val="0"/>
+        <w:widowControl/>
+        <w:suppressLineNumbers w:val="0"/>
+        <w:jc w:val="left"/>
+        <w:rPr>
+          <w:rFonts w:hint="default" w:ascii="Arial" w:hAnsi="Arial" w:eastAsia="SimSun" w:cs="Arial"/>
+          <w:color w:val="808080" w:themeColor="background1" w:themeShade="80"/>
+          <w:kern w:val="0"/>
+          <w:sz w:val="28"/>
+          <w:szCs w:val="28"/>
+          <w:lang w:val="en-US" w:eastAsia="zh-CN" w:bidi="ar"/>
+        </w:rPr>
+      </w:pPr>
+    </w:p>
+    <w:p>
+      <w:pPr>
+        <w:numPr>
+          <w:numId w:val="0"/>
+        </w:numPr>
+        <w:rPr>
+          <w:rFonts w:hint="default" w:ascii="Arial" w:hAnsi="Arial" w:cs="Arial"/>
+          <w:sz w:val="36"/>
+          <w:szCs w:val="36"/>
+          <w:lang w:val="ru-RU"/>
+        </w:rPr>
+      </w:pPr>
+      <w:r>
+        <w:rPr>
+          <w:rFonts w:hint="default" w:ascii="Arial" w:hAnsi="Arial" w:eastAsia="SimSun" w:cs="Arial"/>
+          <w:color w:val="808080" w:themeColor="background1" w:themeShade="80"/>
+          <w:kern w:val="0"/>
+          <w:sz w:val="28"/>
+          <w:szCs w:val="28"/>
+          <w:lang w:val="ru-RU" w:eastAsia="zh-CN" w:bidi="ar"/>
+        </w:rPr>
+        <w:drawing>
+          <wp:inline distT="0" distB="0" distL="114300" distR="114300">
+            <wp:extent cx="1614170" cy="3289935"/>
+            <wp:effectExtent l="0" t="0" r="1270" b="1905"/>
+            <wp:docPr id="13" name="Изображение 13" descr="photo_2026-09-03_19-18-28"/>
+            <wp:cNvGraphicFramePr>
+              <a:graphicFrameLocks xmlns:a="http://schemas.openxmlformats.org/drawingml/2006/main" noChangeAspect="1"/>
+            </wp:cNvGraphicFramePr>
+            <a:graphic xmlns:a="http://schemas.openxmlformats.org/drawingml/2006/main">
+              <a:graphicData uri="http://schemas.openxmlformats.org/drawingml/2006/picture">
+                <pic:pic xmlns:pic="http://schemas.openxmlformats.org/drawingml/2006/picture">
+                  <pic:nvPicPr>
+                    <pic:cNvPr id="13" name="Изображение 13" descr="photo_2026-09-03_19-18-28"/>
+                    <pic:cNvPicPr>
+                      <a:picLocks noChangeAspect="1"/>
+                    </pic:cNvPicPr>
+                  </pic:nvPicPr>
+                  <pic:blipFill>
+                    <a:blip r:embed="rId6"/>
+                    <a:stretch>
+                      <a:fillRect/>
+                    </a:stretch>
+                  </pic:blipFill>
+                  <pic:spPr>
+                    <a:xfrm>
+                      <a:off x="0" y="0"/>
+                      <a:ext cx="1614170" cy="3289935"/>
+                    </a:xfrm>
+                    <a:prstGeom prst="rect">
+                      <a:avLst/>
+                    </a:prstGeom>
+                  </pic:spPr>
+                </pic:pic>
+              </a:graphicData>
+            </a:graphic>
+          </wp:inline>
+        </w:drawing>
+      </w:r>
+      <w:r>
+        <w:rPr>
+          <w:rFonts w:hint="default" w:ascii="Arial" w:hAnsi="Arial" w:eastAsia="SimSun" w:cs="Arial"/>
+          <w:color w:val="808080" w:themeColor="background1" w:themeShade="80"/>
+          <w:kern w:val="0"/>
+          <w:sz w:val="28"/>
+          <w:szCs w:val="28"/>
+          <w:lang w:val="ru-RU" w:eastAsia="zh-CN" w:bidi="ar"/>
+        </w:rPr>
+        <w:drawing>
+          <wp:inline distT="0" distB="0" distL="114300" distR="114300">
+            <wp:extent cx="1615440" cy="3291840"/>
+            <wp:effectExtent l="0" t="0" r="0" b="0"/>
+            <wp:docPr id="14" name="Изображение 14" descr="photo_2026-09-03_19-18-26"/>
+            <wp:cNvGraphicFramePr>
+              <a:graphicFrameLocks xmlns:a="http://schemas.openxmlformats.org/drawingml/2006/main" noChangeAspect="1"/>
+            </wp:cNvGraphicFramePr>
+            <a:graphic xmlns:a="http://schemas.openxmlformats.org/drawingml/2006/main">
+              <a:graphicData uri="http://schemas.openxmlformats.org/drawingml/2006/picture">
+                <pic:pic xmlns:pic="http://schemas.openxmlformats.org/drawingml/2006/picture">
+                  <pic:nvPicPr>
+                    <pic:cNvPr id="14" name="Изображение 14" descr="photo_2026-09-03_19-18-26"/>
+                    <pic:cNvPicPr>
+                      <a:picLocks noChangeAspect="1"/>
+                    </pic:cNvPicPr>
+                  </pic:nvPicPr>
+                  <pic:blipFill>
+                    <a:blip r:embed="rId7"/>
+                    <a:stretch>
+                      <a:fillRect/>
+                    </a:stretch>
+                  </pic:blipFill>
+                  <pic:spPr>
+                    <a:xfrm>
+                      <a:off x="0" y="0"/>
+                      <a:ext cx="1615440" cy="3291840"/>
+                    </a:xfrm>
+                    <a:prstGeom prst="rect">
+                      <a:avLst/>
+                    </a:prstGeom>
+                  </pic:spPr>
+                </pic:pic>
+              </a:graphicData>
+            </a:graphic>
+          </wp:inline>
+        </w:drawing>
+      </w:r>
+    </w:p>
+    <w:p>
+      <w:pPr>
+        <w:numPr>
+          <w:numId w:val="0"/>
+        </w:numPr>
+        <w:rPr>
+          <w:rFonts w:hint="default" w:ascii="Arial" w:hAnsi="Arial" w:cs="Arial"/>
+          <w:sz w:val="36"/>
+          <w:szCs w:val="36"/>
+          <w:lang w:val="ru-RU"/>
+        </w:rPr>
+      </w:pPr>
+    </w:p>
+    <w:p>
+      <w:pPr>
+        <w:numPr>
+          <w:numId w:val="0"/>
+        </w:numPr>
+        <w:rPr>
+          <w:rFonts w:hint="default" w:ascii="Arial" w:hAnsi="Arial" w:cs="Arial"/>
+          <w:sz w:val="36"/>
+          <w:szCs w:val="36"/>
+          <w:lang w:val="ru-RU"/>
+        </w:rPr>
+      </w:pPr>
+    </w:p>
+    <w:p>
+      <w:pPr>
+        <w:numPr>
+          <w:ilvl w:val="0"/>
+          <w:numId w:val="1"/>
+        </w:numPr>
+        <w:rPr>
+          <w:rFonts w:hint="default" w:ascii="Arial" w:hAnsi="Arial" w:cs="Arial"/>
+          <w:sz w:val="36"/>
+          <w:szCs w:val="36"/>
+          <w:lang w:val="ru-RU"/>
+        </w:rPr>
+      </w:pPr>
+      <w:r>
+        <w:rPr>
+          <w:rFonts w:hint="default" w:ascii="Arial" w:hAnsi="Arial" w:cs="Arial"/>
+          <w:sz w:val="36"/>
+          <w:szCs w:val="36"/>
+          <w:lang w:val="ru-RU"/>
+        </w:rPr>
+        <w:t>Массажный валик для спины (МФР-ролл)</w:t>
+      </w:r>
+    </w:p>
+    <w:p>
+      <w:pPr>
+        <w:keepNext w:val="0"/>
+        <w:keepLines w:val="0"/>
+        <w:widowControl/>
+        <w:suppressLineNumbers w:val="0"/>
+        <w:jc w:val="left"/>
+        <w:rPr>
+          <w:rFonts w:hint="default" w:ascii="Arial" w:hAnsi="Arial" w:eastAsia="SimSun" w:cs="Arial"/>
+          <w:color w:val="808080" w:themeColor="background1" w:themeShade="80"/>
+          <w:kern w:val="0"/>
+          <w:sz w:val="28"/>
+          <w:szCs w:val="28"/>
+          <w:lang w:val="en-US" w:eastAsia="zh-CN" w:bidi="ar"/>
+        </w:rPr>
+      </w:pPr>
+      <w:r>
+        <w:rPr>
+          <w:rFonts w:hint="default" w:ascii="Arial" w:hAnsi="Arial" w:eastAsia="SimSun" w:cs="Arial"/>
+          <w:color w:val="808080" w:themeColor="background1" w:themeShade="80"/>
+          <w:kern w:val="0"/>
+          <w:sz w:val="28"/>
+          <w:szCs w:val="28"/>
+          <w:lang w:val="en-US" w:eastAsia="zh-CN" w:bidi="ar"/>
+        </w:rPr>
+        <w:t>Примеры на фото</w:t>
+      </w:r>
+    </w:p>
+    <w:p>
+      <w:pPr>
+        <w:keepNext w:val="0"/>
+        <w:keepLines w:val="0"/>
+        <w:widowControl/>
+        <w:suppressLineNumbers w:val="0"/>
+        <w:jc w:val="left"/>
+        <w:rPr>
+          <w:rFonts w:hint="default" w:ascii="Arial" w:hAnsi="Arial" w:eastAsia="SimSun" w:cs="Arial"/>
+          <w:color w:val="808080" w:themeColor="background1" w:themeShade="80"/>
+          <w:kern w:val="0"/>
+          <w:sz w:val="28"/>
+          <w:szCs w:val="28"/>
+          <w:lang w:val="en-US" w:eastAsia="zh-CN" w:bidi="ar"/>
+        </w:rPr>
+      </w:pPr>
+    </w:p>
+    <w:p>
+      <w:pPr>
+        <w:numPr>
+          <w:numId w:val="0"/>
+        </w:numPr>
+        <w:rPr>
+          <w:rFonts w:hint="default" w:ascii="Arial" w:hAnsi="Arial" w:cs="Arial"/>
+          <w:sz w:val="36"/>
+          <w:szCs w:val="36"/>
+          <w:lang w:val="ru-RU"/>
+        </w:rPr>
+      </w:pPr>
+      <w:r>
+        <w:rPr>
+          <w:rFonts w:hint="default" w:ascii="Arial" w:hAnsi="Arial" w:eastAsia="SimSun" w:cs="Arial"/>
+          <w:color w:val="808080" w:themeColor="background1" w:themeShade="80"/>
+          <w:kern w:val="0"/>
+          <w:sz w:val="28"/>
+          <w:szCs w:val="28"/>
+          <w:lang w:val="ru-RU" w:eastAsia="zh-CN" w:bidi="ar"/>
+        </w:rPr>
+        <w:drawing>
+          <wp:inline distT="0" distB="0" distL="114300" distR="114300">
+            <wp:extent cx="1543685" cy="3146425"/>
+            <wp:effectExtent l="0" t="0" r="10795" b="8255"/>
+            <wp:docPr id="4" name="Изображение 4" descr="photo_2026-09-03_19-18-39"/>
+            <wp:cNvGraphicFramePr>
+              <a:graphicFrameLocks xmlns:a="http://schemas.openxmlformats.org/drawingml/2006/main" noChangeAspect="1"/>
+            </wp:cNvGraphicFramePr>
+            <a:graphic xmlns:a="http://schemas.openxmlformats.org/drawingml/2006/main">
+              <a:graphicData uri="http://schemas.openxmlformats.org/drawingml/2006/picture">
+                <pic:pic xmlns:pic="http://schemas.openxmlformats.org/drawingml/2006/picture">
+                  <pic:nvPicPr>
+                    <pic:cNvPr id="4" name="Изображение 4" descr="photo_2026-09-03_19-18-39"/>
+                    <pic:cNvPicPr>
+                      <a:picLocks noChangeAspect="1"/>
+                    </pic:cNvPicPr>
+                  </pic:nvPicPr>
+                  <pic:blipFill>
+                    <a:blip r:embed="rId8"/>
+                    <a:stretch>
+                      <a:fillRect/>
+                    </a:stretch>
+                  </pic:blipFill>
+                  <pic:spPr>
+                    <a:xfrm>
+                      <a:off x="0" y="0"/>
+                      <a:ext cx="1543685" cy="3146425"/>
+                    </a:xfrm>
+                    <a:prstGeom prst="rect">
+                      <a:avLst/>
+                    </a:prstGeom>
+                  </pic:spPr>
+                </pic:pic>
+              </a:graphicData>
+            </a:graphic>
+          </wp:inline>
+        </w:drawing>
+      </w:r>
+      <w:r>
+        <w:rPr>
+          <w:rFonts w:hint="default" w:ascii="Arial" w:hAnsi="Arial" w:eastAsia="SimSun" w:cs="Arial"/>
+          <w:color w:val="808080" w:themeColor="background1" w:themeShade="80"/>
+          <w:kern w:val="0"/>
+          <w:sz w:val="28"/>
+          <w:szCs w:val="28"/>
+          <w:lang w:val="ru-RU" w:eastAsia="zh-CN" w:bidi="ar"/>
+        </w:rPr>
+        <w:drawing>
+          <wp:inline distT="0" distB="0" distL="114300" distR="114300">
+            <wp:extent cx="1524635" cy="3107055"/>
+            <wp:effectExtent l="0" t="0" r="14605" b="1905"/>
+            <wp:docPr id="3" name="Изображение 3" descr="photo_2026-09-03_19-18-41"/>
+            <wp:cNvGraphicFramePr>
+              <a:graphicFrameLocks xmlns:a="http://schemas.openxmlformats.org/drawingml/2006/main" noChangeAspect="1"/>
+            </wp:cNvGraphicFramePr>
+            <a:graphic xmlns:a="http://schemas.openxmlformats.org/drawingml/2006/main">
+              <a:graphicData uri="http://schemas.openxmlformats.org/drawingml/2006/picture">
+                <pic:pic xmlns:pic="http://schemas.openxmlformats.org/drawingml/2006/picture">
+                  <pic:nvPicPr>
+                    <pic:cNvPr id="3" name="Изображение 3" descr="photo_2026-09-03_19-18-41"/>
+                    <pic:cNvPicPr>
+                      <a:picLocks noChangeAspect="1"/>
+                    </pic:cNvPicPr>
+                  </pic:nvPicPr>
+                  <pic:blipFill>
+                    <a:blip r:embed="rId9"/>
+                    <a:stretch>
+                      <a:fillRect/>
+                    </a:stretch>
+                  </pic:blipFill>
+                  <pic:spPr>
+                    <a:xfrm>
+                      <a:off x="0" y="0"/>
+                      <a:ext cx="1524635" cy="3107055"/>
+                    </a:xfrm>
+                    <a:prstGeom prst="rect">
+                      <a:avLst/>
+                    </a:prstGeom>
+                  </pic:spPr>
+                </pic:pic>
+              </a:graphicData>
+            </a:graphic>
+          </wp:inline>
+        </w:drawing>
+      </w:r>
+    </w:p>
+    <w:p>
+      <w:pPr>
+        <w:numPr>
+          <w:numId w:val="0"/>
+        </w:numPr>
+        <w:rPr>
+          <w:rFonts w:hint="default" w:ascii="Arial" w:hAnsi="Arial" w:cs="Arial"/>
+          <w:sz w:val="36"/>
+          <w:szCs w:val="36"/>
+          <w:lang w:val="ru-RU"/>
+        </w:rPr>
+      </w:pPr>
+    </w:p>
+    <w:p>
+      <w:pPr>
+        <w:numPr>
+          <w:numId w:val="0"/>
+        </w:numPr>
+        <w:rPr>
+          <w:rFonts w:hint="default" w:ascii="Arial" w:hAnsi="Arial" w:cs="Arial"/>
+          <w:sz w:val="36"/>
+          <w:szCs w:val="36"/>
+          <w:lang w:val="ru-RU"/>
+        </w:rPr>
+      </w:pPr>
+    </w:p>
+    <w:p>
+      <w:pPr>
+        <w:numPr>
+          <w:ilvl w:val="0"/>
+          <w:numId w:val="1"/>
+        </w:numPr>
+        <w:rPr>
+          <w:rFonts w:hint="default" w:ascii="Arial" w:hAnsi="Arial" w:cs="Arial"/>
+          <w:sz w:val="36"/>
+          <w:szCs w:val="36"/>
+          <w:lang w:val="ru-RU"/>
+        </w:rPr>
+      </w:pPr>
+      <w:r>
+        <w:rPr>
+          <w:rFonts w:hint="default" w:ascii="Arial" w:hAnsi="Arial" w:cs="Arial"/>
+          <w:sz w:val="36"/>
+          <w:szCs w:val="36"/>
+          <w:lang w:val="ru-RU"/>
+        </w:rPr>
+        <w:t>Подставка-зарядка для телефона</w:t>
+      </w:r>
+    </w:p>
+    <w:p>
+      <w:pPr>
+        <w:keepNext w:val="0"/>
+        <w:keepLines w:val="0"/>
+        <w:widowControl/>
+        <w:suppressLineNumbers w:val="0"/>
+        <w:jc w:val="left"/>
+        <w:rPr>
+          <w:rFonts w:hint="default" w:ascii="Arial" w:hAnsi="Arial" w:eastAsia="SimSun" w:cs="Arial"/>
+          <w:color w:val="808080" w:themeColor="background1" w:themeShade="80"/>
+          <w:kern w:val="0"/>
+          <w:sz w:val="28"/>
+          <w:szCs w:val="28"/>
+          <w:lang w:val="en-US" w:eastAsia="zh-CN" w:bidi="ar"/>
+        </w:rPr>
+      </w:pPr>
+      <w:r>
+        <w:rPr>
+          <w:rFonts w:hint="default" w:ascii="Arial" w:hAnsi="Arial" w:eastAsia="SimSun" w:cs="Arial"/>
+          <w:color w:val="808080" w:themeColor="background1" w:themeShade="80"/>
+          <w:kern w:val="0"/>
+          <w:sz w:val="28"/>
+          <w:szCs w:val="28"/>
+          <w:lang w:val="en-US" w:eastAsia="zh-CN" w:bidi="ar"/>
+        </w:rPr>
+        <w:t>Примеры на фото</w:t>
+      </w:r>
+    </w:p>
+    <w:p>
+      <w:pPr>
+        <w:keepNext w:val="0"/>
+        <w:keepLines w:val="0"/>
+        <w:widowControl/>
+        <w:suppressLineNumbers w:val="0"/>
+        <w:jc w:val="left"/>
+        <w:rPr>
+          <w:rFonts w:hint="default" w:ascii="Arial" w:hAnsi="Arial" w:eastAsia="SimSun" w:cs="Arial"/>
+          <w:color w:val="808080" w:themeColor="background1" w:themeShade="80"/>
+          <w:kern w:val="0"/>
+          <w:sz w:val="28"/>
+          <w:szCs w:val="28"/>
+          <w:lang w:val="en-US" w:eastAsia="zh-CN" w:bidi="ar"/>
+        </w:rPr>
+      </w:pPr>
+    </w:p>
+    <w:p>
+      <w:pPr>
+        <w:keepNext w:val="0"/>
+        <w:keepLines w:val="0"/>
+        <w:widowControl/>
+        <w:suppressLineNumbers w:val="0"/>
+        <w:jc w:val="left"/>
+        <w:rPr>
+          <w:rFonts w:hint="default" w:ascii="Arial" w:hAnsi="Arial" w:eastAsia="SimSun" w:cs="Arial"/>
+          <w:color w:val="808080" w:themeColor="background1" w:themeShade="80"/>
+          <w:kern w:val="0"/>
+          <w:sz w:val="28"/>
+          <w:szCs w:val="28"/>
+          <w:lang w:val="en-US" w:eastAsia="zh-CN" w:bidi="ar"/>
+        </w:rPr>
+      </w:pPr>
+      <w:r>
+        <w:rPr>
+          <w:rFonts w:hint="default" w:ascii="Arial" w:hAnsi="Arial" w:eastAsia="SimSun" w:cs="Arial"/>
+          <w:color w:val="808080" w:themeColor="background1" w:themeShade="80"/>
+          <w:kern w:val="0"/>
+          <w:sz w:val="28"/>
+          <w:szCs w:val="28"/>
+          <w:lang w:val="ru-RU" w:eastAsia="zh-CN" w:bidi="ar"/>
+        </w:rPr>
+        <w:drawing>
+          <wp:inline distT="0" distB="0" distL="114300" distR="114300">
+            <wp:extent cx="1344295" cy="2739390"/>
+            <wp:effectExtent l="0" t="0" r="12065" b="3810"/>
+            <wp:docPr id="18" name="Изображение 18" descr="photo_2026-09-03_19-18-20"/>
+            <wp:cNvGraphicFramePr>
+              <a:graphicFrameLocks xmlns:a="http://schemas.openxmlformats.org/drawingml/2006/main" noChangeAspect="1"/>
+            </wp:cNvGraphicFramePr>
+            <a:graphic xmlns:a="http://schemas.openxmlformats.org/drawingml/2006/main">
+              <a:graphicData uri="http://schemas.openxmlformats.org/drawingml/2006/picture">
+                <pic:pic xmlns:pic="http://schemas.openxmlformats.org/drawingml/2006/picture">
+                  <pic:nvPicPr>
+                    <pic:cNvPr id="18" name="Изображение 18" descr="photo_2026-09-03_19-18-20"/>
+                    <pic:cNvPicPr>
+                      <a:picLocks noChangeAspect="1"/>
+                    </pic:cNvPicPr>
+                  </pic:nvPicPr>
+                  <pic:blipFill>
+                    <a:blip r:embed="rId10"/>
+                    <a:stretch>
+                      <a:fillRect/>
+                    </a:stretch>
+                  </pic:blipFill>
+                  <pic:spPr>
+                    <a:xfrm>
+                      <a:off x="0" y="0"/>
+                      <a:ext cx="1344295" cy="2739390"/>
+                    </a:xfrm>
+                    <a:prstGeom prst="rect">
+                      <a:avLst/>
+                    </a:prstGeom>
+                  </pic:spPr>
+                </pic:pic>
+              </a:graphicData>
+            </a:graphic>
+          </wp:inline>
+        </w:drawing>
+      </w:r>
+      <w:r>
+        <w:rPr>
+          <w:rFonts w:hint="default" w:ascii="Arial" w:hAnsi="Arial" w:eastAsia="SimSun" w:cs="Arial"/>
+          <w:color w:val="808080" w:themeColor="background1" w:themeShade="80"/>
+          <w:kern w:val="0"/>
+          <w:sz w:val="28"/>
+          <w:szCs w:val="28"/>
+          <w:lang w:val="ru-RU" w:eastAsia="zh-CN" w:bidi="ar"/>
+        </w:rPr>
+        <w:drawing>
+          <wp:inline distT="0" distB="0" distL="114300" distR="114300">
+            <wp:extent cx="1333500" cy="2719070"/>
+            <wp:effectExtent l="0" t="0" r="7620" b="8890"/>
+            <wp:docPr id="17" name="Изображение 17" descr="photo_2026-09-03_19-18-22"/>
+            <wp:cNvGraphicFramePr>
+              <a:graphicFrameLocks xmlns:a="http://schemas.openxmlformats.org/drawingml/2006/main" noChangeAspect="1"/>
+            </wp:cNvGraphicFramePr>
+            <a:graphic xmlns:a="http://schemas.openxmlformats.org/drawingml/2006/main">
+              <a:graphicData uri="http://schemas.openxmlformats.org/drawingml/2006/picture">
+                <pic:pic xmlns:pic="http://schemas.openxmlformats.org/drawingml/2006/picture">
+                  <pic:nvPicPr>
+                    <pic:cNvPr id="17" name="Изображение 17" descr="photo_2026-09-03_19-18-22"/>
+                    <pic:cNvPicPr>
+                      <a:picLocks noChangeAspect="1"/>
+                    </pic:cNvPicPr>
+                  </pic:nvPicPr>
+                  <pic:blipFill>
+                    <a:blip r:embed="rId11"/>
+                    <a:stretch>
+                      <a:fillRect/>
+                    </a:stretch>
+                  </pic:blipFill>
+                  <pic:spPr>
+                    <a:xfrm>
+                      <a:off x="0" y="0"/>
+                      <a:ext cx="1333500" cy="2719070"/>
+                    </a:xfrm>
+                    <a:prstGeom prst="rect">
+                      <a:avLst/>
+                    </a:prstGeom>
+                  </pic:spPr>
+                </pic:pic>
+              </a:graphicData>
+            </a:graphic>
+          </wp:inline>
+        </w:drawing>
+      </w:r>
+      <w:r>
+        <w:rPr>
+          <w:rFonts w:hint="default" w:ascii="Arial" w:hAnsi="Arial" w:eastAsia="SimSun" w:cs="Arial"/>
+          <w:color w:val="808080" w:themeColor="background1" w:themeShade="80"/>
+          <w:kern w:val="0"/>
+          <w:sz w:val="28"/>
+          <w:szCs w:val="28"/>
+          <w:lang w:val="ru-RU" w:eastAsia="zh-CN" w:bidi="ar"/>
+        </w:rPr>
+        <w:drawing>
+          <wp:inline distT="0" distB="0" distL="114300" distR="114300">
+            <wp:extent cx="1343025" cy="2738120"/>
+            <wp:effectExtent l="0" t="0" r="13335" b="5080"/>
+            <wp:docPr id="16" name="Изображение 16" descr="photo_2026-09-03_19-18-23"/>
+            <wp:cNvGraphicFramePr>
+              <a:graphicFrameLocks xmlns:a="http://schemas.openxmlformats.org/drawingml/2006/main" noChangeAspect="1"/>
+            </wp:cNvGraphicFramePr>
+            <a:graphic xmlns:a="http://schemas.openxmlformats.org/drawingml/2006/main">
+              <a:graphicData uri="http://schemas.openxmlformats.org/drawingml/2006/picture">
+                <pic:pic xmlns:pic="http://schemas.openxmlformats.org/drawingml/2006/picture">
+                  <pic:nvPicPr>
+                    <pic:cNvPr id="16" name="Изображение 16" descr="photo_2026-09-03_19-18-23"/>
+                    <pic:cNvPicPr>
+                      <a:picLocks noChangeAspect="1"/>
+                    </pic:cNvPicPr>
+                  </pic:nvPicPr>
+                  <pic:blipFill>
+                    <a:blip r:embed="rId12"/>
+                    <a:stretch>
+                      <a:fillRect/>
+                    </a:stretch>
+                  </pic:blipFill>
+                  <pic:spPr>
+                    <a:xfrm>
+                      <a:off x="0" y="0"/>
+                      <a:ext cx="1343025" cy="2738120"/>
+                    </a:xfrm>
+                    <a:prstGeom prst="rect">
+                      <a:avLst/>
+                    </a:prstGeom>
+                  </pic:spPr>
+                </pic:pic>
+              </a:graphicData>
+            </a:graphic>
+          </wp:inline>
+        </w:drawing>
+      </w:r>
+    </w:p>
+    <w:p>
+      <w:pPr>
+        <w:numPr>
+          <w:numId w:val="0"/>
+        </w:numPr>
+        <w:rPr>
+          <w:rFonts w:hint="default" w:ascii="Arial" w:hAnsi="Arial" w:cs="Arial"/>
+          <w:sz w:val="36"/>
+          <w:szCs w:val="36"/>
+          <w:lang w:val="ru-RU"/>
+        </w:rPr>
+      </w:pPr>
+    </w:p>
+    <w:p>
+      <w:pPr>
+        <w:numPr>
+          <w:numId w:val="0"/>
+        </w:numPr>
+        <w:rPr>
+          <w:rFonts w:hint="default" w:ascii="Arial" w:hAnsi="Arial" w:cs="Arial"/>
+          <w:sz w:val="36"/>
+          <w:szCs w:val="36"/>
+          <w:lang w:val="ru-RU"/>
+        </w:rPr>
+      </w:pPr>
+    </w:p>
+    <w:p>
+      <w:pPr>
+        <w:numPr>
+          <w:ilvl w:val="0"/>
+          <w:numId w:val="1"/>
+        </w:numPr>
+        <w:rPr>
+          <w:rFonts w:hint="default" w:ascii="Arial" w:hAnsi="Arial" w:cs="Arial"/>
+          <w:sz w:val="36"/>
+          <w:szCs w:val="36"/>
+          <w:lang w:val="ru-RU"/>
+        </w:rPr>
+      </w:pPr>
+      <w:r>
+        <w:rPr>
+          <w:rFonts w:hint="default" w:ascii="Arial" w:hAnsi="Arial" w:cs="Arial"/>
+          <w:sz w:val="36"/>
+          <w:szCs w:val="36"/>
+          <w:lang w:val="ru-RU"/>
+        </w:rPr>
+        <w:t>Футболки/носки смешные</w:t>
+      </w:r>
+    </w:p>
+    <w:p>
+      <w:pPr>
+        <w:keepNext w:val="0"/>
+        <w:keepLines w:val="0"/>
+        <w:widowControl/>
+        <w:suppressLineNumbers w:val="0"/>
+        <w:jc w:val="left"/>
+        <w:rPr>
+          <w:rFonts w:hint="default" w:ascii="Arial" w:hAnsi="Arial" w:cs="Arial"/>
+          <w:sz w:val="36"/>
+          <w:szCs w:val="36"/>
+          <w:lang w:val="ru-RU"/>
+        </w:rPr>
+      </w:pPr>
+      <w:r>
+        <w:rPr>
+          <w:rFonts w:hint="default" w:ascii="Arial" w:hAnsi="Arial" w:eastAsia="SimSun" w:cs="Arial"/>
+          <w:color w:val="808080" w:themeColor="background1" w:themeShade="80"/>
+          <w:kern w:val="0"/>
+          <w:sz w:val="28"/>
+          <w:szCs w:val="28"/>
+          <w:lang w:val="ru-RU" w:eastAsia="zh-CN" w:bidi="ar"/>
+        </w:rPr>
+        <w:t>Что угодно с приколом. Если с локальным - ещё лучше)</w:t>
+      </w:r>
+    </w:p>
+    <w:p>
+      <w:pPr>
+        <w:numPr>
+          <w:numId w:val="0"/>
+        </w:numPr>
+        <w:rPr>
+          <w:rFonts w:hint="default" w:ascii="Arial" w:hAnsi="Arial" w:cs="Arial"/>
+          <w:sz w:val="36"/>
+          <w:szCs w:val="36"/>
+          <w:lang w:val="ru-RU"/>
+        </w:rPr>
+      </w:pPr>
+    </w:p>
+    <w:p>
+      <w:pPr>
+        <w:numPr>
+          <w:ilvl w:val="0"/>
+          <w:numId w:val="1"/>
+        </w:numPr>
+        <w:rPr>
+          <w:rFonts w:hint="default" w:ascii="Arial" w:hAnsi="Arial" w:cs="Arial"/>
+          <w:sz w:val="36"/>
+          <w:szCs w:val="36"/>
+          <w:lang w:val="ru-RU"/>
+        </w:rPr>
+      </w:pPr>
+      <w:r>
+        <w:rPr>
+          <w:rFonts w:hint="default" w:ascii="Arial" w:hAnsi="Arial" w:cs="Arial"/>
+          <w:sz w:val="36"/>
+          <w:szCs w:val="36"/>
+          <w:lang w:val="ru-RU"/>
+        </w:rPr>
+        <w:t>Дорожная косметичка</w:t>
+      </w:r>
+    </w:p>
+    <w:p>
+      <w:pPr>
+        <w:keepNext w:val="0"/>
+        <w:keepLines w:val="0"/>
+        <w:widowControl/>
+        <w:suppressLineNumbers w:val="0"/>
+        <w:jc w:val="left"/>
+        <w:rPr>
+          <w:rFonts w:hint="default" w:ascii="Arial" w:hAnsi="Arial" w:eastAsia="SimSun" w:cs="Arial"/>
+          <w:color w:val="808080" w:themeColor="background1" w:themeShade="80"/>
+          <w:kern w:val="0"/>
+          <w:sz w:val="28"/>
+          <w:szCs w:val="28"/>
+          <w:lang w:val="en-US" w:eastAsia="zh-CN" w:bidi="ar"/>
+        </w:rPr>
+      </w:pPr>
+      <w:r>
+        <w:rPr>
+          <w:rFonts w:hint="default" w:ascii="Arial" w:hAnsi="Arial" w:eastAsia="SimSun" w:cs="Arial"/>
+          <w:color w:val="808080" w:themeColor="background1" w:themeShade="80"/>
+          <w:kern w:val="0"/>
+          <w:sz w:val="28"/>
+          <w:szCs w:val="28"/>
+          <w:lang w:val="en-US" w:eastAsia="zh-CN" w:bidi="ar"/>
+        </w:rPr>
+        <w:t>Примеры на фото</w:t>
+      </w:r>
+    </w:p>
+    <w:p>
+      <w:pPr>
+        <w:keepNext w:val="0"/>
+        <w:keepLines w:val="0"/>
+        <w:widowControl/>
+        <w:suppressLineNumbers w:val="0"/>
+        <w:jc w:val="left"/>
+        <w:rPr>
+          <w:rFonts w:hint="default" w:ascii="Arial" w:hAnsi="Arial" w:eastAsia="SimSun" w:cs="Arial"/>
+          <w:color w:val="808080" w:themeColor="background1" w:themeShade="80"/>
+          <w:kern w:val="0"/>
+          <w:sz w:val="28"/>
+          <w:szCs w:val="28"/>
+          <w:lang w:val="en-US" w:eastAsia="zh-CN" w:bidi="ar"/>
+        </w:rPr>
+      </w:pPr>
+    </w:p>
+    <w:p>
+      <w:pPr>
+        <w:keepNext w:val="0"/>
+        <w:keepLines w:val="0"/>
+        <w:widowControl/>
+        <w:suppressLineNumbers w:val="0"/>
+        <w:jc w:val="left"/>
+        <w:rPr>
+          <w:rFonts w:hint="default" w:ascii="Arial" w:hAnsi="Arial" w:eastAsia="SimSun" w:cs="Arial"/>
+          <w:color w:val="808080" w:themeColor="background1" w:themeShade="80"/>
+          <w:kern w:val="0"/>
+          <w:sz w:val="28"/>
+          <w:szCs w:val="28"/>
+          <w:lang w:val="en-US" w:eastAsia="zh-CN" w:bidi="ar"/>
+        </w:rPr>
+      </w:pPr>
+      <w:r>
+        <w:rPr>
+          <w:rFonts w:hint="default" w:ascii="Arial" w:hAnsi="Arial" w:eastAsia="SimSun" w:cs="Arial"/>
+          <w:color w:val="808080" w:themeColor="background1" w:themeShade="80"/>
+          <w:kern w:val="0"/>
+          <w:sz w:val="28"/>
+          <w:szCs w:val="28"/>
+          <w:lang w:val="ru-RU" w:eastAsia="zh-CN" w:bidi="ar"/>
+        </w:rPr>
+        <w:drawing>
+          <wp:inline distT="0" distB="0" distL="114300" distR="114300">
+            <wp:extent cx="1469390" cy="2997200"/>
+            <wp:effectExtent l="0" t="0" r="8890" b="5080"/>
+            <wp:docPr id="10" name="Изображение 10" descr="photo_2026-09-03_19-18-32"/>
+            <wp:cNvGraphicFramePr>
+              <a:graphicFrameLocks xmlns:a="http://schemas.openxmlformats.org/drawingml/2006/main" noChangeAspect="1"/>
+            </wp:cNvGraphicFramePr>
+            <a:graphic xmlns:a="http://schemas.openxmlformats.org/drawingml/2006/main">
+              <a:graphicData uri="http://schemas.openxmlformats.org/drawingml/2006/picture">
+                <pic:pic xmlns:pic="http://schemas.openxmlformats.org/drawingml/2006/picture">
+                  <pic:nvPicPr>
+                    <pic:cNvPr id="10" name="Изображение 10" descr="photo_2026-09-03_19-18-32"/>
+                    <pic:cNvPicPr>
+                      <a:picLocks noChangeAspect="1"/>
+                    </pic:cNvPicPr>
+                  </pic:nvPicPr>
+                  <pic:blipFill>
+                    <a:blip r:embed="rId13"/>
+                    <a:stretch>
+                      <a:fillRect/>
+                    </a:stretch>
+                  </pic:blipFill>
+                  <pic:spPr>
+                    <a:xfrm>
+                      <a:off x="0" y="0"/>
+                      <a:ext cx="1469390" cy="2997200"/>
+                    </a:xfrm>
+                    <a:prstGeom prst="rect">
+                      <a:avLst/>
+                    </a:prstGeom>
+                  </pic:spPr>
+                </pic:pic>
+              </a:graphicData>
+            </a:graphic>
+          </wp:inline>
+        </w:drawing>
+      </w:r>
+      <w:r>
+        <w:rPr>
+          <w:rFonts w:hint="default" w:ascii="Arial" w:hAnsi="Arial" w:eastAsia="SimSun" w:cs="Arial"/>
+          <w:color w:val="808080" w:themeColor="background1" w:themeShade="80"/>
+          <w:kern w:val="0"/>
+          <w:sz w:val="28"/>
+          <w:szCs w:val="28"/>
+          <w:lang w:val="ru-RU" w:eastAsia="zh-CN" w:bidi="ar"/>
+        </w:rPr>
+        <w:drawing>
+          <wp:inline distT="0" distB="0" distL="114300" distR="114300">
+            <wp:extent cx="1468755" cy="2995295"/>
+            <wp:effectExtent l="0" t="0" r="9525" b="6985"/>
+            <wp:docPr id="8" name="Изображение 8" descr="photo_2026-09-03_19-18-35"/>
+            <wp:cNvGraphicFramePr>
+              <a:graphicFrameLocks xmlns:a="http://schemas.openxmlformats.org/drawingml/2006/main" noChangeAspect="1"/>
+            </wp:cNvGraphicFramePr>
+            <a:graphic xmlns:a="http://schemas.openxmlformats.org/drawingml/2006/main">
+              <a:graphicData uri="http://schemas.openxmlformats.org/drawingml/2006/picture">
+                <pic:pic xmlns:pic="http://schemas.openxmlformats.org/drawingml/2006/picture">
+                  <pic:nvPicPr>
+                    <pic:cNvPr id="8" name="Изображение 8" descr="photo_2026-09-03_19-18-35"/>
+                    <pic:cNvPicPr>
+                      <a:picLocks noChangeAspect="1"/>
+                    </pic:cNvPicPr>
+                  </pic:nvPicPr>
+                  <pic:blipFill>
+                    <a:blip r:embed="rId14"/>
+                    <a:stretch>
+                      <a:fillRect/>
+                    </a:stretch>
+                  </pic:blipFill>
+                  <pic:spPr>
+                    <a:xfrm>
+                      <a:off x="0" y="0"/>
+                      <a:ext cx="1468755" cy="2995295"/>
+                    </a:xfrm>
+                    <a:prstGeom prst="rect">
+                      <a:avLst/>
+                    </a:prstGeom>
+                  </pic:spPr>
+                </pic:pic>
+              </a:graphicData>
+            </a:graphic>
+          </wp:inline>
+        </w:drawing>
+      </w:r>
+    </w:p>
+    <w:p>
+      <w:pPr>
+        <w:numPr>
+          <w:numId w:val="0"/>
+        </w:numPr>
+        <w:rPr>
+          <w:rFonts w:hint="default" w:ascii="Arial" w:hAnsi="Arial" w:cs="Arial"/>
+          <w:sz w:val="36"/>
+          <w:szCs w:val="36"/>
+          <w:lang w:val="ru-RU"/>
+        </w:rPr>
+      </w:pPr>
+    </w:p>
+    <w:p>
+      <w:pPr>
+        <w:numPr>
+          <w:ilvl w:val="0"/>
+          <w:numId w:val="1"/>
+        </w:numPr>
+        <w:rPr>
+          <w:rFonts w:hint="default" w:ascii="Arial" w:hAnsi="Arial" w:cs="Arial"/>
+          <w:sz w:val="36"/>
+          <w:szCs w:val="36"/>
+          <w:lang w:val="ru-RU"/>
+        </w:rPr>
+      </w:pPr>
+      <w:r>
+        <w:rPr>
+          <w:rFonts w:hint="default" w:ascii="Arial" w:hAnsi="Arial" w:cs="Arial"/>
+          <w:sz w:val="36"/>
+          <w:szCs w:val="36"/>
+          <w:lang w:val="ru-RU"/>
+        </w:rPr>
+        <w:t>Маленькая аптечка</w:t>
+      </w:r>
+    </w:p>
+    <w:p>
+      <w:pPr>
+        <w:keepNext w:val="0"/>
+        <w:keepLines w:val="0"/>
+        <w:widowControl/>
+        <w:suppressLineNumbers w:val="0"/>
+        <w:jc w:val="left"/>
+        <w:rPr>
+          <w:rFonts w:hint="default" w:ascii="Arial" w:hAnsi="Arial" w:eastAsia="SimSun" w:cs="Arial"/>
+          <w:color w:val="808080" w:themeColor="background1" w:themeShade="80"/>
+          <w:kern w:val="0"/>
+          <w:sz w:val="28"/>
+          <w:szCs w:val="28"/>
+          <w:lang w:val="en-US" w:eastAsia="zh-CN" w:bidi="ar"/>
+        </w:rPr>
+      </w:pPr>
+      <w:r>
+        <w:rPr>
+          <w:rFonts w:hint="default" w:ascii="Arial" w:hAnsi="Arial" w:eastAsia="SimSun" w:cs="Arial"/>
+          <w:color w:val="808080" w:themeColor="background1" w:themeShade="80"/>
+          <w:kern w:val="0"/>
+          <w:sz w:val="28"/>
+          <w:szCs w:val="28"/>
+          <w:lang w:val="en-US" w:eastAsia="zh-CN" w:bidi="ar"/>
+        </w:rPr>
+        <w:t>Примеры на фото</w:t>
+      </w:r>
+    </w:p>
+    <w:p>
+      <w:pPr>
+        <w:keepNext w:val="0"/>
+        <w:keepLines w:val="0"/>
+        <w:widowControl/>
+        <w:suppressLineNumbers w:val="0"/>
+        <w:jc w:val="left"/>
+        <w:rPr>
+          <w:rFonts w:hint="default" w:ascii="Arial" w:hAnsi="Arial" w:eastAsia="SimSun" w:cs="Arial"/>
+          <w:color w:val="808080" w:themeColor="background1" w:themeShade="80"/>
+          <w:kern w:val="0"/>
+          <w:sz w:val="28"/>
+          <w:szCs w:val="28"/>
+          <w:lang w:val="en-US" w:eastAsia="zh-CN" w:bidi="ar"/>
+        </w:rPr>
+      </w:pPr>
+    </w:p>
+    <w:p>
+      <w:pPr>
+        <w:numPr>
+          <w:numId w:val="0"/>
+        </w:numPr>
+        <w:rPr>
+          <w:rFonts w:hint="default" w:ascii="Arial" w:hAnsi="Arial" w:cs="Arial"/>
+          <w:sz w:val="36"/>
+          <w:szCs w:val="36"/>
+          <w:lang w:val="ru-RU"/>
+        </w:rPr>
+      </w:pPr>
+      <w:r>
+        <w:rPr>
+          <w:rFonts w:hint="default" w:ascii="Arial" w:hAnsi="Arial" w:eastAsia="SimSun" w:cs="Arial"/>
+          <w:color w:val="808080" w:themeColor="background1" w:themeShade="80"/>
+          <w:kern w:val="0"/>
+          <w:sz w:val="28"/>
+          <w:szCs w:val="28"/>
+          <w:lang w:val="ru-RU" w:eastAsia="zh-CN" w:bidi="ar"/>
+        </w:rPr>
+        <w:drawing>
+          <wp:inline distT="0" distB="0" distL="114300" distR="114300">
+            <wp:extent cx="1344930" cy="2740660"/>
+            <wp:effectExtent l="0" t="0" r="11430" b="2540"/>
+            <wp:docPr id="5" name="Изображение 5" descr="photo_2026-09-03_19-18-38"/>
+            <wp:cNvGraphicFramePr>
+              <a:graphicFrameLocks xmlns:a="http://schemas.openxmlformats.org/drawingml/2006/main" noChangeAspect="1"/>
+            </wp:cNvGraphicFramePr>
+            <a:graphic xmlns:a="http://schemas.openxmlformats.org/drawingml/2006/main">
+              <a:graphicData uri="http://schemas.openxmlformats.org/drawingml/2006/picture">
+                <pic:pic xmlns:pic="http://schemas.openxmlformats.org/drawingml/2006/picture">
+                  <pic:nvPicPr>
+                    <pic:cNvPr id="5" name="Изображение 5" descr="photo_2026-09-03_19-18-38"/>
+                    <pic:cNvPicPr>
+                      <a:picLocks noChangeAspect="1"/>
+                    </pic:cNvPicPr>
+                  </pic:nvPicPr>
+                  <pic:blipFill>
+                    <a:blip r:embed="rId15"/>
+                    <a:stretch>
+                      <a:fillRect/>
+                    </a:stretch>
+                  </pic:blipFill>
+                  <pic:spPr>
+                    <a:xfrm>
+                      <a:off x="0" y="0"/>
+                      <a:ext cx="1344930" cy="2740660"/>
+                    </a:xfrm>
+                    <a:prstGeom prst="rect">
+                      <a:avLst/>
+                    </a:prstGeom>
+                  </pic:spPr>
+                </pic:pic>
+              </a:graphicData>
+            </a:graphic>
+          </wp:inline>
+        </w:drawing>
+      </w:r>
+      <w:r>
+        <w:rPr>
+          <w:rFonts w:hint="default" w:ascii="Arial" w:hAnsi="Arial" w:eastAsia="SimSun" w:cs="Arial"/>
+          <w:color w:val="808080" w:themeColor="background1" w:themeShade="80"/>
+          <w:kern w:val="0"/>
+          <w:sz w:val="28"/>
+          <w:szCs w:val="28"/>
+          <w:lang w:val="ru-RU" w:eastAsia="zh-CN" w:bidi="ar"/>
+        </w:rPr>
+        <w:drawing>
+          <wp:inline distT="0" distB="0" distL="114300" distR="114300">
+            <wp:extent cx="1339850" cy="2730500"/>
+            <wp:effectExtent l="0" t="0" r="1270" b="12700"/>
+            <wp:docPr id="6" name="Изображение 6" descr="photo_2026-09-03_19-18-37"/>
+            <wp:cNvGraphicFramePr>
+              <a:graphicFrameLocks xmlns:a="http://schemas.openxmlformats.org/drawingml/2006/main" noChangeAspect="1"/>
+            </wp:cNvGraphicFramePr>
+            <a:graphic xmlns:a="http://schemas.openxmlformats.org/drawingml/2006/main">
+              <a:graphicData uri="http://schemas.openxmlformats.org/drawingml/2006/picture">
+                <pic:pic xmlns:pic="http://schemas.openxmlformats.org/drawingml/2006/picture">
+                  <pic:nvPicPr>
+                    <pic:cNvPr id="6" name="Изображение 6" descr="photo_2026-09-03_19-18-37"/>
+                    <pic:cNvPicPr>
+                      <a:picLocks noChangeAspect="1"/>
+                    </pic:cNvPicPr>
+                  </pic:nvPicPr>
+                  <pic:blipFill>
+                    <a:blip r:embed="rId16"/>
+                    <a:stretch>
+                      <a:fillRect/>
+                    </a:stretch>
+                  </pic:blipFill>
+                  <pic:spPr>
+                    <a:xfrm>
+                      <a:off x="0" y="0"/>
+                      <a:ext cx="1339850" cy="2730500"/>
+                    </a:xfrm>
+                    <a:prstGeom prst="rect">
+                      <a:avLst/>
+                    </a:prstGeom>
+                  </pic:spPr>
+                </pic:pic>
+              </a:graphicData>
+            </a:graphic>
+          </wp:inline>
+        </w:drawing>
+      </w:r>
+      <w:r>
+        <w:rPr>
+          <w:rFonts w:hint="default" w:ascii="Arial" w:hAnsi="Arial" w:eastAsia="SimSun" w:cs="Arial"/>
+          <w:color w:val="808080" w:themeColor="background1" w:themeShade="80"/>
+          <w:kern w:val="0"/>
+          <w:sz w:val="28"/>
+          <w:szCs w:val="28"/>
+          <w:lang w:val="ru-RU" w:eastAsia="zh-CN" w:bidi="ar"/>
+        </w:rPr>
+        <w:drawing>
+          <wp:inline distT="0" distB="0" distL="114300" distR="114300">
+            <wp:extent cx="1345565" cy="2743835"/>
+            <wp:effectExtent l="0" t="0" r="10795" b="14605"/>
+            <wp:docPr id="7" name="Изображение 7" descr="photo_2026-09-03_19-18-36"/>
+            <wp:cNvGraphicFramePr>
+              <a:graphicFrameLocks xmlns:a="http://schemas.openxmlformats.org/drawingml/2006/main" noChangeAspect="1"/>
+            </wp:cNvGraphicFramePr>
+            <a:graphic xmlns:a="http://schemas.openxmlformats.org/drawingml/2006/main">
+              <a:graphicData uri="http://schemas.openxmlformats.org/drawingml/2006/picture">
+                <pic:pic xmlns:pic="http://schemas.openxmlformats.org/drawingml/2006/picture">
+                  <pic:nvPicPr>
+                    <pic:cNvPr id="7" name="Изображение 7" descr="photo_2026-09-03_19-18-36"/>
+                    <pic:cNvPicPr>
+                      <a:picLocks noChangeAspect="1"/>
+                    </pic:cNvPicPr>
+                  </pic:nvPicPr>
+                  <pic:blipFill>
+                    <a:blip r:embed="rId17"/>
+                    <a:stretch>
+                      <a:fillRect/>
+                    </a:stretch>
+                  </pic:blipFill>
+                  <pic:spPr>
+                    <a:xfrm>
+                      <a:off x="0" y="0"/>
+                      <a:ext cx="1345565" cy="2743835"/>
+                    </a:xfrm>
+                    <a:prstGeom prst="rect">
+                      <a:avLst/>
+                    </a:prstGeom>
+                  </pic:spPr>
+                </pic:pic>
+              </a:graphicData>
+            </a:graphic>
+          </wp:inline>
+        </w:drawing>
+      </w:r>
+    </w:p>
+    <w:p>
+      <w:pPr>
+        <w:numPr>
+          <w:numId w:val="0"/>
+        </w:numPr>
+        <w:rPr>
+          <w:rFonts w:hint="default" w:ascii="Arial" w:hAnsi="Arial" w:cs="Arial"/>
+          <w:sz w:val="36"/>
+          <w:szCs w:val="36"/>
+          <w:lang w:val="ru-RU"/>
+        </w:rPr>
+      </w:pPr>
+    </w:p>
+    <w:p>
+      <w:pPr>
+        <w:numPr>
+          <w:ilvl w:val="0"/>
+          <w:numId w:val="1"/>
+        </w:numPr>
+        <w:rPr>
+          <w:rFonts w:hint="default" w:ascii="Arial" w:hAnsi="Arial" w:cs="Arial"/>
+          <w:sz w:val="36"/>
+          <w:szCs w:val="36"/>
+          <w:lang w:val="ru-RU"/>
+        </w:rPr>
+      </w:pPr>
+      <w:r>
+        <w:rPr>
+          <w:rFonts w:hint="default" w:ascii="Arial" w:hAnsi="Arial" w:cs="Arial"/>
+          <w:sz w:val="36"/>
+          <w:szCs w:val="36"/>
+          <w:lang w:val="ru-RU"/>
+        </w:rPr>
+        <w:t>Квартира</w:t>
+      </w:r>
+    </w:p>
+    <w:p>
+      <w:pPr>
+        <w:numPr>
+          <w:numId w:val="0"/>
+        </w:numPr>
+        <w:rPr>
+          <w:rFonts w:hint="default" w:ascii="Arial" w:hAnsi="Arial" w:cs="Arial"/>
+          <w:sz w:val="36"/>
+          <w:szCs w:val="36"/>
+          <w:lang w:val="ru-RU"/>
+        </w:rPr>
+      </w:pPr>
       <w:bookmarkStart w:id="0" w:name="_GoBack"/>
       <w:bookmarkEnd w:id="0"/>
     </w:p>
@@ -138,25 +1546,7 @@
           <w:szCs w:val="36"/>
           <w:lang w:val="ru-RU"/>
         </w:rPr>
-        <w:t>Внешний аккумулятор (</w:t>
-      </w:r>
-      <w:r>
-        <w:rPr>
-          <w:rFonts w:hint="default" w:ascii="Arial" w:hAnsi="Arial" w:cs="Arial"/>
-          <w:sz w:val="36"/>
-          <w:szCs w:val="36"/>
-          <w:lang w:val="en-US"/>
-        </w:rPr>
-        <w:t>powerbank</w:t>
-      </w:r>
-      <w:r>
-        <w:rPr>
-          <w:rFonts w:hint="default" w:ascii="Arial" w:hAnsi="Arial" w:cs="Arial"/>
-          <w:sz w:val="36"/>
-          <w:szCs w:val="36"/>
-          <w:lang w:val="ru-RU"/>
-        </w:rPr>
-        <w:t>)</w:t>
+        <w:t>Мини-холодильник для пива</w:t>
       </w:r>
     </w:p>
     <w:p>
@@ -186,6 +1576,109 @@
         </w:rPr>
         <w:t>Примеры на фото</w:t>
       </w:r>
+    </w:p>
+    <w:p>
+      <w:pPr>
+        <w:keepNext w:val="0"/>
+        <w:keepLines w:val="0"/>
+        <w:widowControl/>
+        <w:suppressLineNumbers w:val="0"/>
+        <w:jc w:val="left"/>
+        <w:rPr>
+          <w:rFonts w:hint="default" w:ascii="Arial" w:hAnsi="Arial" w:eastAsia="SimSun" w:cs="Arial"/>
+          <w:color w:val="808080" w:themeColor="background1" w:themeShade="80"/>
+          <w:kern w:val="0"/>
+          <w:sz w:val="28"/>
+          <w:szCs w:val="28"/>
+          <w:lang w:val="en-US" w:eastAsia="zh-CN" w:bidi="ar"/>
+        </w:rPr>
+      </w:pPr>
+    </w:p>
+    <w:p>
+      <w:pPr>
+        <w:numPr>
+          <w:numId w:val="0"/>
+        </w:numPr>
+        <w:rPr>
+          <w:rFonts w:hint="default" w:ascii="Arial" w:hAnsi="Arial" w:cs="Arial"/>
+          <w:sz w:val="36"/>
+          <w:szCs w:val="36"/>
+          <w:lang w:val="ru-RU"/>
+        </w:rPr>
+      </w:pPr>
+      <w:r>
+        <w:rPr>
+          <w:rFonts w:hint="default" w:ascii="Arial" w:hAnsi="Arial" w:eastAsia="SimSun" w:cs="Arial"/>
+          <w:color w:val="808080" w:themeColor="background1" w:themeShade="80"/>
+          <w:kern w:val="0"/>
+          <w:sz w:val="28"/>
+          <w:szCs w:val="28"/>
+          <w:lang w:val="ru-RU" w:eastAsia="zh-CN" w:bidi="ar"/>
+        </w:rPr>
+        <w:drawing>
+          <wp:inline distT="0" distB="0" distL="114300" distR="114300">
+            <wp:extent cx="1554480" cy="3168650"/>
+            <wp:effectExtent l="0" t="0" r="0" b="1270"/>
+            <wp:docPr id="12" name="Изображение 12" descr="photo_2026-09-03_19-18-29"/>
+            <wp:cNvGraphicFramePr>
+              <a:graphicFrameLocks xmlns:a="http://schemas.openxmlformats.org/drawingml/2006/main" noChangeAspect="1"/>
+            </wp:cNvGraphicFramePr>
+            <a:graphic xmlns:a="http://schemas.openxmlformats.org/drawingml/2006/main">
+              <a:graphicData uri="http://schemas.openxmlformats.org/drawingml/2006/picture">
+                <pic:pic xmlns:pic="http://schemas.openxmlformats.org/drawingml/2006/picture">
+                  <pic:nvPicPr>
+                    <pic:cNvPr id="12" name="Изображение 12" descr="photo_2026-09-03_19-18-29"/>
+                    <pic:cNvPicPr>
+                      <a:picLocks noChangeAspect="1"/>
+                    </pic:cNvPicPr>
+                  </pic:nvPicPr>
+                  <pic:blipFill>
+                    <a:blip r:embed="rId18"/>
+                    <a:stretch>
+                      <a:fillRect/>
+                    </a:stretch>
+                  </pic:blipFill>
+                  <pic:spPr>
+                    <a:xfrm>
+                      <a:off x="0" y="0"/>
+                      <a:ext cx="1554480" cy="3168650"/>
+                    </a:xfrm>
+                    <a:prstGeom prst="rect">
+                      <a:avLst/>
+                    </a:prstGeom>
+                  </pic:spPr>
+                </pic:pic>
+              </a:graphicData>
+            </a:graphic>
+          </wp:inline>
+        </w:drawing>
+      </w:r>
+    </w:p>
+    <w:p>
+      <w:pPr>
+        <w:numPr>
+          <w:numId w:val="0"/>
+        </w:numPr>
+        <w:rPr>
+          <w:rFonts w:hint="default" w:ascii="Arial" w:hAnsi="Arial" w:cs="Arial"/>
+          <w:sz w:val="36"/>
+          <w:szCs w:val="36"/>
+          <w:lang w:val="ru-RU"/>
+        </w:rPr>
+      </w:pPr>
+    </w:p>
+    <w:p>
+      <w:pPr>
+        <w:numPr>
+          <w:numId w:val="0"/>
+        </w:numPr>
+        <w:rPr>
+          <w:rFonts w:hint="default" w:ascii="Arial" w:hAnsi="Arial" w:cs="Arial"/>
+          <w:sz w:val="36"/>
+          <w:szCs w:val="36"/>
+          <w:lang w:val="ru-RU"/>
+        </w:rPr>
+      </w:pPr>
     </w:p>
     <w:p>
       <w:pPr>
@@ -233,7 +1726,7 @@
           <w:szCs w:val="36"/>
           <w:lang w:val="ru-RU"/>
         </w:rPr>
-        <w:t>Портативная грелка для рук (электрическая)</w:t>
+        <w:t>Мерч по сверхъестественному</w:t>
       </w:r>
     </w:p>
     <w:p>
@@ -263,6 +1756,245 @@
         </w:rPr>
         <w:t>Примеры на фото</w:t>
       </w:r>
+    </w:p>
+    <w:p>
+      <w:pPr>
+        <w:keepNext w:val="0"/>
+        <w:keepLines w:val="0"/>
+        <w:widowControl/>
+        <w:suppressLineNumbers w:val="0"/>
+        <w:jc w:val="left"/>
+        <w:rPr>
+          <w:rFonts w:hint="default" w:ascii="Arial" w:hAnsi="Arial" w:eastAsia="SimSun" w:cs="Arial"/>
+          <w:color w:val="808080" w:themeColor="background1" w:themeShade="80"/>
+          <w:kern w:val="0"/>
+          <w:sz w:val="28"/>
+          <w:szCs w:val="28"/>
+          <w:lang w:val="en-US" w:eastAsia="zh-CN" w:bidi="ar"/>
+        </w:rPr>
+      </w:pPr>
+    </w:p>
+    <w:p>
+      <w:pPr>
+        <w:keepNext w:val="0"/>
+        <w:keepLines w:val="0"/>
+        <w:widowControl/>
+        <w:suppressLineNumbers w:val="0"/>
+        <w:jc w:val="left"/>
+        <w:rPr>
+          <w:rFonts w:hint="default" w:ascii="Arial" w:hAnsi="Arial" w:eastAsia="SimSun" w:cs="Arial"/>
+          <w:color w:val="808080" w:themeColor="background1" w:themeShade="80"/>
+          <w:kern w:val="0"/>
+          <w:sz w:val="28"/>
+          <w:szCs w:val="28"/>
+          <w:lang w:val="en-US" w:eastAsia="zh-CN" w:bidi="ar"/>
+        </w:rPr>
+      </w:pPr>
+      <w:r>
+        <w:rPr>
+          <w:rFonts w:hint="default" w:ascii="Arial" w:hAnsi="Arial" w:eastAsia="SimSun" w:cs="Arial"/>
+          <w:color w:val="808080" w:themeColor="background1" w:themeShade="80"/>
+          <w:kern w:val="0"/>
+          <w:sz w:val="28"/>
+          <w:szCs w:val="28"/>
+          <w:lang w:val="ru-RU" w:eastAsia="zh-CN" w:bidi="ar"/>
+        </w:rPr>
+        <w:drawing>
+          <wp:inline distT="0" distB="0" distL="114300" distR="114300">
+            <wp:extent cx="1301115" cy="2651760"/>
+            <wp:effectExtent l="0" t="0" r="9525" b="0"/>
+            <wp:docPr id="21" name="Изображение 21" descr="photo_2026-09-03_19-18-16"/>
+            <wp:cNvGraphicFramePr>
+              <a:graphicFrameLocks xmlns:a="http://schemas.openxmlformats.org/drawingml/2006/main" noChangeAspect="1"/>
+            </wp:cNvGraphicFramePr>
+            <a:graphic xmlns:a="http://schemas.openxmlformats.org/drawingml/2006/main">
+              <a:graphicData uri="http://schemas.openxmlformats.org/drawingml/2006/picture">
+                <pic:pic xmlns:pic="http://schemas.openxmlformats.org/drawingml/2006/picture">
+                  <pic:nvPicPr>
+                    <pic:cNvPr id="21" name="Изображение 21" descr="photo_2026-09-03_19-18-16"/>
+                    <pic:cNvPicPr>
+                      <a:picLocks noChangeAspect="1"/>
+                    </pic:cNvPicPr>
+                  </pic:nvPicPr>
+                  <pic:blipFill>
+                    <a:blip r:embed="rId19"/>
+                    <a:stretch>
+                      <a:fillRect/>
+                    </a:stretch>
+                  </pic:blipFill>
+                  <pic:spPr>
+                    <a:xfrm>
+                      <a:off x="0" y="0"/>
+                      <a:ext cx="1301115" cy="2651760"/>
+                    </a:xfrm>
+                    <a:prstGeom prst="rect">
+                      <a:avLst/>
+                    </a:prstGeom>
+                  </pic:spPr>
+                </pic:pic>
+              </a:graphicData>
+            </a:graphic>
+          </wp:inline>
+        </w:drawing>
+      </w:r>
+      <w:r>
+        <w:rPr>
+          <w:rFonts w:hint="default" w:ascii="Arial" w:hAnsi="Arial" w:eastAsia="SimSun" w:cs="Arial"/>
+          <w:color w:val="808080" w:themeColor="background1" w:themeShade="80"/>
+          <w:kern w:val="0"/>
+          <w:sz w:val="28"/>
+          <w:szCs w:val="28"/>
+          <w:lang w:val="ru-RU" w:eastAsia="zh-CN" w:bidi="ar"/>
+        </w:rPr>
+        <w:drawing>
+          <wp:inline distT="0" distB="0" distL="114300" distR="114300">
+            <wp:extent cx="1289050" cy="2627630"/>
+            <wp:effectExtent l="0" t="0" r="6350" b="8890"/>
+            <wp:docPr id="19" name="Изображение 19" descr="photo_2026-09-03_19-18-18"/>
+            <wp:cNvGraphicFramePr>
+              <a:graphicFrameLocks xmlns:a="http://schemas.openxmlformats.org/drawingml/2006/main" noChangeAspect="1"/>
+            </wp:cNvGraphicFramePr>
+            <a:graphic xmlns:a="http://schemas.openxmlformats.org/drawingml/2006/main">
+              <a:graphicData uri="http://schemas.openxmlformats.org/drawingml/2006/picture">
+                <pic:pic xmlns:pic="http://schemas.openxmlformats.org/drawingml/2006/picture">
+                  <pic:nvPicPr>
+                    <pic:cNvPr id="19" name="Изображение 19" descr="photo_2026-09-03_19-18-18"/>
+                    <pic:cNvPicPr>
+                      <a:picLocks noChangeAspect="1"/>
+                    </pic:cNvPicPr>
+                  </pic:nvPicPr>
+                  <pic:blipFill>
+                    <a:blip r:embed="rId20"/>
+                    <a:stretch>
+                      <a:fillRect/>
+                    </a:stretch>
+                  </pic:blipFill>
+                  <pic:spPr>
+                    <a:xfrm>
+                      <a:off x="0" y="0"/>
+                      <a:ext cx="1289050" cy="2627630"/>
+                    </a:xfrm>
+                    <a:prstGeom prst="rect">
+                      <a:avLst/>
+                    </a:prstGeom>
+                  </pic:spPr>
+                </pic:pic>
+              </a:graphicData>
+            </a:graphic>
+          </wp:inline>
+        </w:drawing>
+      </w:r>
+      <w:r>
+        <w:rPr>
+          <w:rFonts w:hint="default" w:ascii="Arial" w:hAnsi="Arial" w:eastAsia="SimSun" w:cs="Arial"/>
+          <w:color w:val="808080" w:themeColor="background1" w:themeShade="80"/>
+          <w:kern w:val="0"/>
+          <w:sz w:val="28"/>
+          <w:szCs w:val="28"/>
+          <w:lang w:val="ru-RU" w:eastAsia="zh-CN" w:bidi="ar"/>
+        </w:rPr>
+        <w:drawing>
+          <wp:inline distT="0" distB="0" distL="114300" distR="114300">
+            <wp:extent cx="1301750" cy="2654300"/>
+            <wp:effectExtent l="0" t="0" r="8890" b="12700"/>
+            <wp:docPr id="22" name="Изображение 22" descr="photo_2026-09-03_19-18-14"/>
+            <wp:cNvGraphicFramePr>
+              <a:graphicFrameLocks xmlns:a="http://schemas.openxmlformats.org/drawingml/2006/main" noChangeAspect="1"/>
+            </wp:cNvGraphicFramePr>
+            <a:graphic xmlns:a="http://schemas.openxmlformats.org/drawingml/2006/main">
+              <a:graphicData uri="http://schemas.openxmlformats.org/drawingml/2006/picture">
+                <pic:pic xmlns:pic="http://schemas.openxmlformats.org/drawingml/2006/picture">
+                  <pic:nvPicPr>
+                    <pic:cNvPr id="22" name="Изображение 22" descr="photo_2026-09-03_19-18-14"/>
+                    <pic:cNvPicPr>
+                      <a:picLocks noChangeAspect="1"/>
+                    </pic:cNvPicPr>
+                  </pic:nvPicPr>
+                  <pic:blipFill>
+                    <a:blip r:embed="rId21"/>
+                    <a:stretch>
+                      <a:fillRect/>
+                    </a:stretch>
+                  </pic:blipFill>
+                  <pic:spPr>
+                    <a:xfrm>
+                      <a:off x="0" y="0"/>
+                      <a:ext cx="1301750" cy="2654300"/>
+                    </a:xfrm>
+                    <a:prstGeom prst="rect">
+                      <a:avLst/>
+                    </a:prstGeom>
+                  </pic:spPr>
+                </pic:pic>
+              </a:graphicData>
+            </a:graphic>
+          </wp:inline>
+        </w:drawing>
+      </w:r>
+      <w:r>
+        <w:rPr>
+          <w:rFonts w:hint="default" w:ascii="Arial" w:hAnsi="Arial" w:eastAsia="SimSun" w:cs="Arial"/>
+          <w:color w:val="808080" w:themeColor="background1" w:themeShade="80"/>
+          <w:kern w:val="0"/>
+          <w:sz w:val="28"/>
+          <w:szCs w:val="28"/>
+          <w:lang w:val="ru-RU" w:eastAsia="zh-CN" w:bidi="ar"/>
+        </w:rPr>
+        <w:drawing>
+          <wp:inline distT="0" distB="0" distL="114300" distR="114300">
+            <wp:extent cx="1284605" cy="2619375"/>
+            <wp:effectExtent l="0" t="0" r="10795" b="1905"/>
+            <wp:docPr id="23" name="Изображение 23" descr="photo_2026-09-03_19-18-12"/>
+            <wp:cNvGraphicFramePr>
+              <a:graphicFrameLocks xmlns:a="http://schemas.openxmlformats.org/drawingml/2006/main" noChangeAspect="1"/>
+            </wp:cNvGraphicFramePr>
+            <a:graphic xmlns:a="http://schemas.openxmlformats.org/drawingml/2006/main">
+              <a:graphicData uri="http://schemas.openxmlformats.org/drawingml/2006/picture">
+                <pic:pic xmlns:pic="http://schemas.openxmlformats.org/drawingml/2006/picture">
+                  <pic:nvPicPr>
+                    <pic:cNvPr id="23" name="Изображение 23" descr="photo_2026-09-03_19-18-12"/>
+                    <pic:cNvPicPr>
+                      <a:picLocks noChangeAspect="1"/>
+                    </pic:cNvPicPr>
+                  </pic:nvPicPr>
+                  <pic:blipFill>
+                    <a:blip r:embed="rId22"/>
+                    <a:stretch>
+                      <a:fillRect/>
+                    </a:stretch>
+                  </pic:blipFill>
+                  <pic:spPr>
+                    <a:xfrm>
+                      <a:off x="0" y="0"/>
+                      <a:ext cx="1284605" cy="2619375"/>
+                    </a:xfrm>
+                    <a:prstGeom prst="rect">
+                      <a:avLst/>
+                    </a:prstGeom>
+                  </pic:spPr>
+                </pic:pic>
+              </a:graphicData>
+            </a:graphic>
+          </wp:inline>
+        </w:drawing>
+      </w:r>
+    </w:p>
+    <w:p>
+      <w:pPr>
+        <w:keepNext w:val="0"/>
+        <w:keepLines w:val="0"/>
+        <w:widowControl/>
+        <w:suppressLineNumbers w:val="0"/>
+        <w:jc w:val="left"/>
+        <w:rPr>
+          <w:rFonts w:hint="default" w:ascii="Arial" w:hAnsi="Arial" w:eastAsia="SimSun" w:cs="Arial"/>
+          <w:color w:val="808080" w:themeColor="background1" w:themeShade="80"/>
+          <w:kern w:val="0"/>
+          <w:sz w:val="28"/>
+          <w:szCs w:val="28"/>
+          <w:lang w:val="en-US" w:eastAsia="zh-CN" w:bidi="ar"/>
+        </w:rPr>
+      </w:pPr>
     </w:p>
     <w:p>
       <w:pPr>
@@ -310,7 +2042,7 @@
           <w:szCs w:val="36"/>
           <w:lang w:val="ru-RU"/>
         </w:rPr>
-        <w:t>Массажный валик для спины (МФР-ролл)</w:t>
+        <w:t>Пластыри обезбаливающие</w:t>
       </w:r>
     </w:p>
     <w:p>
@@ -343,6 +2075,23 @@
     </w:p>
     <w:p>
       <w:pPr>
+        <w:keepNext w:val="0"/>
+        <w:keepLines w:val="0"/>
+        <w:widowControl/>
+        <w:suppressLineNumbers w:val="0"/>
+        <w:jc w:val="left"/>
+        <w:rPr>
+          <w:rFonts w:hint="default" w:ascii="Arial" w:hAnsi="Arial" w:eastAsia="SimSun" w:cs="Arial"/>
+          <w:color w:val="808080" w:themeColor="background1" w:themeShade="80"/>
+          <w:kern w:val="0"/>
+          <w:sz w:val="28"/>
+          <w:szCs w:val="28"/>
+          <w:lang w:val="en-US" w:eastAsia="zh-CN" w:bidi="ar"/>
+        </w:rPr>
+      </w:pPr>
+    </w:p>
+    <w:p>
+      <w:pPr>
         <w:numPr>
           <w:numId w:val="0"/>
         </w:numPr>
@@ -353,134 +2102,6 @@
           <w:lang w:val="ru-RU"/>
         </w:rPr>
       </w:pPr>
-    </w:p>
-    <w:p>
-      <w:pPr>
-        <w:numPr>
-          <w:numId w:val="0"/>
-        </w:numPr>
-        <w:rPr>
-          <w:rFonts w:hint="default" w:ascii="Arial" w:hAnsi="Arial" w:cs="Arial"/>
-          <w:sz w:val="36"/>
-          <w:szCs w:val="36"/>
-          <w:lang w:val="ru-RU"/>
-        </w:rPr>
-      </w:pPr>
-    </w:p>
-    <w:p>
-      <w:pPr>
-        <w:numPr>
-          <w:ilvl w:val="0"/>
-          <w:numId w:val="1"/>
-        </w:numPr>
-        <w:rPr>
-          <w:rFonts w:hint="default" w:ascii="Arial" w:hAnsi="Arial" w:cs="Arial"/>
-          <w:sz w:val="36"/>
-          <w:szCs w:val="36"/>
-          <w:lang w:val="ru-RU"/>
-        </w:rPr>
-      </w:pPr>
-      <w:r>
-        <w:rPr>
-          <w:rFonts w:hint="default" w:ascii="Arial" w:hAnsi="Arial" w:cs="Arial"/>
-          <w:sz w:val="36"/>
-          <w:szCs w:val="36"/>
-          <w:lang w:val="ru-RU"/>
-        </w:rPr>
-        <w:t>Подставка-зарядка для телефона</w:t>
-      </w:r>
-    </w:p>
-    <w:p>
-      <w:pPr>
-        <w:keepNext w:val="0"/>
-        <w:keepLines w:val="0"/>
-        <w:widowControl/>
-        <w:suppressLineNumbers w:val="0"/>
-        <w:jc w:val="left"/>
-        <w:rPr>
-          <w:rFonts w:hint="default" w:ascii="Arial" w:hAnsi="Arial" w:eastAsia="SimSun" w:cs="Arial"/>
-          <w:color w:val="808080" w:themeColor="background1" w:themeShade="80"/>
-          <w:kern w:val="0"/>
-          <w:sz w:val="28"/>
-          <w:szCs w:val="28"/>
-          <w:lang w:val="en-US" w:eastAsia="zh-CN" w:bidi="ar"/>
-        </w:rPr>
-      </w:pPr>
-      <w:r>
-        <w:rPr>
-          <w:rFonts w:hint="default" w:ascii="Arial" w:hAnsi="Arial" w:eastAsia="SimSun" w:cs="Arial"/>
-          <w:color w:val="808080" w:themeColor="background1" w:themeShade="80"/>
-          <w:kern w:val="0"/>
-          <w:sz w:val="28"/>
-          <w:szCs w:val="28"/>
-          <w:lang w:val="en-US" w:eastAsia="zh-CN" w:bidi="ar"/>
-        </w:rPr>
-        <w:t>Примеры на фото</w:t>
-      </w:r>
-    </w:p>
-    <w:p>
-      <w:pPr>
-        <w:numPr>
-          <w:numId w:val="0"/>
-        </w:numPr>
-        <w:rPr>
-          <w:rFonts w:hint="default" w:ascii="Arial" w:hAnsi="Arial" w:cs="Arial"/>
-          <w:sz w:val="36"/>
-          <w:szCs w:val="36"/>
-          <w:lang w:val="ru-RU"/>
-        </w:rPr>
-      </w:pPr>
-    </w:p>
-    <w:p>
-      <w:pPr>
-        <w:numPr>
-          <w:numId w:val="0"/>
-        </w:numPr>
-        <w:rPr>
-          <w:rFonts w:hint="default" w:ascii="Arial" w:hAnsi="Arial" w:cs="Arial"/>
-          <w:sz w:val="36"/>
-          <w:szCs w:val="36"/>
-          <w:lang w:val="ru-RU"/>
-        </w:rPr>
-      </w:pPr>
-    </w:p>
-    <w:p>
-      <w:pPr>
-        <w:numPr>
-          <w:ilvl w:val="0"/>
-          <w:numId w:val="1"/>
-        </w:numPr>
-        <w:rPr>
-          <w:rFonts w:hint="default" w:ascii="Arial" w:hAnsi="Arial" w:cs="Arial"/>
-          <w:sz w:val="36"/>
-          <w:szCs w:val="36"/>
-          <w:lang w:val="ru-RU"/>
-        </w:rPr>
-      </w:pPr>
-      <w:r>
-        <w:rPr>
-          <w:rFonts w:hint="default" w:ascii="Arial" w:hAnsi="Arial" w:cs="Arial"/>
-          <w:sz w:val="36"/>
-          <w:szCs w:val="36"/>
-          <w:lang w:val="ru-RU"/>
-        </w:rPr>
-        <w:t>Футболки/носки смешные</w:t>
-      </w:r>
-    </w:p>
-    <w:p>
-      <w:pPr>
-        <w:keepNext w:val="0"/>
-        <w:keepLines w:val="0"/>
-        <w:widowControl/>
-        <w:suppressLineNumbers w:val="0"/>
-        <w:jc w:val="left"/>
-        <w:rPr>
-          <w:rFonts w:hint="default" w:ascii="Arial" w:hAnsi="Arial" w:cs="Arial"/>
-          <w:sz w:val="36"/>
-          <w:szCs w:val="36"/>
-          <w:lang w:val="ru-RU"/>
-        </w:rPr>
-      </w:pPr>
       <w:r>
         <w:rPr>
           <w:rFonts w:hint="default" w:ascii="Arial" w:hAnsi="Arial" w:eastAsia="SimSun" w:cs="Arial"/>
@@ -490,416 +2111,44 @@
           <w:szCs w:val="28"/>
           <w:lang w:val="ru-RU" w:eastAsia="zh-CN" w:bidi="ar"/>
         </w:rPr>
-        <w:t>Что угодно с приколом. Если с локальным - ещё лучше)</w:t>
-      </w:r>
-    </w:p>
-    <w:p>
-      <w:pPr>
-        <w:numPr>
-          <w:numId w:val="0"/>
-        </w:numPr>
-        <w:rPr>
-          <w:rFonts w:hint="default" w:ascii="Arial" w:hAnsi="Arial" w:cs="Arial"/>
-          <w:sz w:val="36"/>
-          <w:szCs w:val="36"/>
-          <w:lang w:val="ru-RU"/>
-        </w:rPr>
-      </w:pPr>
-    </w:p>
-    <w:p>
-      <w:pPr>
-        <w:numPr>
-          <w:ilvl w:val="0"/>
-          <w:numId w:val="1"/>
-        </w:numPr>
-        <w:rPr>
-          <w:rFonts w:hint="default" w:ascii="Arial" w:hAnsi="Arial" w:cs="Arial"/>
-          <w:sz w:val="36"/>
-          <w:szCs w:val="36"/>
-          <w:lang w:val="ru-RU"/>
-        </w:rPr>
-      </w:pPr>
-      <w:r>
-        <w:rPr>
-          <w:rFonts w:hint="default" w:ascii="Arial" w:hAnsi="Arial" w:cs="Arial"/>
-          <w:sz w:val="36"/>
-          <w:szCs w:val="36"/>
-          <w:lang w:val="ru-RU"/>
-        </w:rPr>
-        <w:t>Дорожная косметичка</w:t>
-      </w:r>
-    </w:p>
-    <w:p>
-      <w:pPr>
-        <w:keepNext w:val="0"/>
-        <w:keepLines w:val="0"/>
-        <w:widowControl/>
-        <w:suppressLineNumbers w:val="0"/>
-        <w:jc w:val="left"/>
-        <w:rPr>
-          <w:rFonts w:hint="default" w:ascii="Arial" w:hAnsi="Arial" w:eastAsia="SimSun" w:cs="Arial"/>
-          <w:color w:val="808080" w:themeColor="background1" w:themeShade="80"/>
-          <w:kern w:val="0"/>
-          <w:sz w:val="28"/>
-          <w:szCs w:val="28"/>
-          <w:lang w:val="en-US" w:eastAsia="zh-CN" w:bidi="ar"/>
-        </w:rPr>
-      </w:pPr>
-      <w:r>
-        <w:rPr>
-          <w:rFonts w:hint="default" w:ascii="Arial" w:hAnsi="Arial" w:eastAsia="SimSun" w:cs="Arial"/>
-          <w:color w:val="808080" w:themeColor="background1" w:themeShade="80"/>
-          <w:kern w:val="0"/>
-          <w:sz w:val="28"/>
-          <w:szCs w:val="28"/>
-          <w:lang w:val="en-US" w:eastAsia="zh-CN" w:bidi="ar"/>
-        </w:rPr>
-        <w:t>Примеры на фото</w:t>
-      </w:r>
-    </w:p>
-    <w:p>
-      <w:pPr>
-        <w:numPr>
-          <w:numId w:val="0"/>
-        </w:numPr>
-        <w:rPr>
-          <w:rFonts w:hint="default" w:ascii="Arial" w:hAnsi="Arial" w:cs="Arial"/>
-          <w:sz w:val="36"/>
-          <w:szCs w:val="36"/>
-          <w:lang w:val="ru-RU"/>
-        </w:rPr>
-      </w:pPr>
-    </w:p>
-    <w:p>
-      <w:pPr>
-        <w:numPr>
-          <w:numId w:val="0"/>
-        </w:numPr>
-        <w:rPr>
-          <w:rFonts w:hint="default" w:ascii="Arial" w:hAnsi="Arial" w:cs="Arial"/>
-          <w:sz w:val="36"/>
-          <w:szCs w:val="36"/>
-          <w:lang w:val="ru-RU"/>
-        </w:rPr>
-      </w:pPr>
-    </w:p>
-    <w:p>
-      <w:pPr>
-        <w:numPr>
-          <w:ilvl w:val="0"/>
-          <w:numId w:val="1"/>
-        </w:numPr>
-        <w:rPr>
-          <w:rFonts w:hint="default" w:ascii="Arial" w:hAnsi="Arial" w:cs="Arial"/>
-          <w:sz w:val="36"/>
-          <w:szCs w:val="36"/>
-          <w:lang w:val="ru-RU"/>
-        </w:rPr>
-      </w:pPr>
-      <w:r>
-        <w:rPr>
-          <w:rFonts w:hint="default" w:ascii="Arial" w:hAnsi="Arial" w:cs="Arial"/>
-          <w:sz w:val="36"/>
-          <w:szCs w:val="36"/>
-          <w:lang w:val="ru-RU"/>
-        </w:rPr>
-        <w:t>Маленькая аптечка</w:t>
-      </w:r>
-    </w:p>
-    <w:p>
-      <w:pPr>
-        <w:keepNext w:val="0"/>
-        <w:keepLines w:val="0"/>
-        <w:widowControl/>
-        <w:suppressLineNumbers w:val="0"/>
-        <w:jc w:val="left"/>
-        <w:rPr>
-          <w:rFonts w:hint="default" w:ascii="Arial" w:hAnsi="Arial" w:eastAsia="SimSun" w:cs="Arial"/>
-          <w:color w:val="808080" w:themeColor="background1" w:themeShade="80"/>
-          <w:kern w:val="0"/>
-          <w:sz w:val="28"/>
-          <w:szCs w:val="28"/>
-          <w:lang w:val="en-US" w:eastAsia="zh-CN" w:bidi="ar"/>
-        </w:rPr>
-      </w:pPr>
-      <w:r>
-        <w:rPr>
-          <w:rFonts w:hint="default" w:ascii="Arial" w:hAnsi="Arial" w:eastAsia="SimSun" w:cs="Arial"/>
-          <w:color w:val="808080" w:themeColor="background1" w:themeShade="80"/>
-          <w:kern w:val="0"/>
-          <w:sz w:val="28"/>
-          <w:szCs w:val="28"/>
-          <w:lang w:val="en-US" w:eastAsia="zh-CN" w:bidi="ar"/>
-        </w:rPr>
-        <w:t>Примеры на фото</w:t>
-      </w:r>
-    </w:p>
-    <w:p>
-      <w:pPr>
-        <w:numPr>
-          <w:numId w:val="0"/>
-        </w:numPr>
-        <w:rPr>
-          <w:rFonts w:hint="default" w:ascii="Arial" w:hAnsi="Arial" w:cs="Arial"/>
-          <w:sz w:val="36"/>
-          <w:szCs w:val="36"/>
-          <w:lang w:val="ru-RU"/>
-        </w:rPr>
-      </w:pPr>
-    </w:p>
-    <w:p>
-      <w:pPr>
-        <w:numPr>
-          <w:numId w:val="0"/>
-        </w:numPr>
-        <w:rPr>
-          <w:rFonts w:hint="default" w:ascii="Arial" w:hAnsi="Arial" w:cs="Arial"/>
-          <w:sz w:val="36"/>
-          <w:szCs w:val="36"/>
-          <w:lang w:val="ru-RU"/>
-        </w:rPr>
-      </w:pPr>
-    </w:p>
-    <w:p>
-      <w:pPr>
-        <w:numPr>
-          <w:ilvl w:val="0"/>
-          <w:numId w:val="1"/>
-        </w:numPr>
-        <w:rPr>
-          <w:rFonts w:hint="default" w:ascii="Arial" w:hAnsi="Arial" w:cs="Arial"/>
-          <w:sz w:val="36"/>
-          <w:szCs w:val="36"/>
-          <w:lang w:val="ru-RU"/>
-        </w:rPr>
-      </w:pPr>
-      <w:r>
-        <w:rPr>
-          <w:rFonts w:hint="default" w:ascii="Arial" w:hAnsi="Arial" w:cs="Arial"/>
-          <w:sz w:val="36"/>
-          <w:szCs w:val="36"/>
-          <w:lang w:val="ru-RU"/>
-        </w:rPr>
-        <w:t>Квартира</w:t>
-      </w:r>
-    </w:p>
-    <w:p>
-      <w:pPr>
-        <w:numPr>
-          <w:ilvl w:val="0"/>
-          <w:numId w:val="1"/>
-        </w:numPr>
-        <w:rPr>
-          <w:rFonts w:hint="default" w:ascii="Arial" w:hAnsi="Arial" w:cs="Arial"/>
-          <w:sz w:val="36"/>
-          <w:szCs w:val="36"/>
-          <w:lang w:val="ru-RU"/>
-        </w:rPr>
-      </w:pPr>
-      <w:r>
-        <w:rPr>
-          <w:rFonts w:hint="default" w:ascii="Arial" w:hAnsi="Arial" w:cs="Arial"/>
-          <w:sz w:val="36"/>
-          <w:szCs w:val="36"/>
-          <w:lang w:val="ru-RU"/>
-        </w:rPr>
-        <w:t>Мини-холодильник для пива</w:t>
-      </w:r>
-    </w:p>
-    <w:p>
-      <w:pPr>
-        <w:keepNext w:val="0"/>
-        <w:keepLines w:val="0"/>
-        <w:widowControl/>
-        <w:suppressLineNumbers w:val="0"/>
-        <w:jc w:val="left"/>
-        <w:rPr>
-          <w:rFonts w:hint="default" w:ascii="Arial" w:hAnsi="Arial" w:eastAsia="SimSun" w:cs="Arial"/>
-          <w:color w:val="808080" w:themeColor="background1" w:themeShade="80"/>
-          <w:kern w:val="0"/>
-          <w:sz w:val="28"/>
-          <w:szCs w:val="28"/>
-          <w:lang w:val="en-US" w:eastAsia="zh-CN" w:bidi="ar"/>
-        </w:rPr>
-      </w:pPr>
-      <w:r>
-        <w:rPr>
-          <w:rFonts w:hint="default" w:ascii="Arial" w:hAnsi="Arial" w:eastAsia="SimSun" w:cs="Arial"/>
-          <w:color w:val="808080" w:themeColor="background1" w:themeShade="80"/>
-          <w:kern w:val="0"/>
-          <w:sz w:val="28"/>
-          <w:szCs w:val="28"/>
-          <w:lang w:val="en-US" w:eastAsia="zh-CN" w:bidi="ar"/>
-        </w:rPr>
-        <w:t>Примеры на фото</w:t>
-      </w:r>
-    </w:p>
-    <w:p>
-      <w:pPr>
-        <w:numPr>
-          <w:numId w:val="0"/>
-        </w:numPr>
-        <w:rPr>
-          <w:rFonts w:hint="default" w:ascii="Arial" w:hAnsi="Arial" w:cs="Arial"/>
-          <w:sz w:val="36"/>
-          <w:szCs w:val="36"/>
-          <w:lang w:val="ru-RU"/>
-        </w:rPr>
-      </w:pPr>
-    </w:p>
-    <w:p>
-      <w:pPr>
-        <w:numPr>
-          <w:numId w:val="0"/>
-        </w:numPr>
-        <w:rPr>
-          <w:rFonts w:hint="default" w:ascii="Arial" w:hAnsi="Arial" w:cs="Arial"/>
-          <w:sz w:val="36"/>
-          <w:szCs w:val="36"/>
-          <w:lang w:val="ru-RU"/>
-        </w:rPr>
-      </w:pPr>
-    </w:p>
-    <w:p>
-      <w:pPr>
-        <w:numPr>
-          <w:ilvl w:val="0"/>
-          <w:numId w:val="1"/>
-        </w:numPr>
-        <w:rPr>
-          <w:rFonts w:hint="default" w:ascii="Arial" w:hAnsi="Arial" w:cs="Arial"/>
-          <w:sz w:val="36"/>
-          <w:szCs w:val="36"/>
-          <w:lang w:val="ru-RU"/>
-        </w:rPr>
-      </w:pPr>
-      <w:r>
-        <w:rPr>
-          <w:rFonts w:hint="default" w:ascii="Arial" w:hAnsi="Arial" w:cs="Arial"/>
-          <w:sz w:val="36"/>
-          <w:szCs w:val="36"/>
-          <w:lang w:val="ru-RU"/>
-        </w:rPr>
-        <w:t>Мерч по сверхъестественному</w:t>
-      </w:r>
-    </w:p>
-    <w:p>
-      <w:pPr>
-        <w:keepNext w:val="0"/>
-        <w:keepLines w:val="0"/>
-        <w:widowControl/>
-        <w:suppressLineNumbers w:val="0"/>
-        <w:jc w:val="left"/>
-        <w:rPr>
-          <w:rFonts w:hint="default" w:ascii="Arial" w:hAnsi="Arial" w:eastAsia="SimSun" w:cs="Arial"/>
-          <w:color w:val="808080" w:themeColor="background1" w:themeShade="80"/>
-          <w:kern w:val="0"/>
-          <w:sz w:val="28"/>
-          <w:szCs w:val="28"/>
-          <w:lang w:val="en-US" w:eastAsia="zh-CN" w:bidi="ar"/>
-        </w:rPr>
-      </w:pPr>
-      <w:r>
-        <w:rPr>
-          <w:rFonts w:hint="default" w:ascii="Arial" w:hAnsi="Arial" w:eastAsia="SimSun" w:cs="Arial"/>
-          <w:color w:val="808080" w:themeColor="background1" w:themeShade="80"/>
-          <w:kern w:val="0"/>
-          <w:sz w:val="28"/>
-          <w:szCs w:val="28"/>
-          <w:lang w:val="en-US" w:eastAsia="zh-CN" w:bidi="ar"/>
-        </w:rPr>
-        <w:t>Примеры на фото</w:t>
-      </w:r>
-    </w:p>
-    <w:p>
-      <w:pPr>
-        <w:numPr>
-          <w:numId w:val="0"/>
-        </w:numPr>
-        <w:rPr>
-          <w:rFonts w:hint="default" w:ascii="Arial" w:hAnsi="Arial" w:cs="Arial"/>
-          <w:sz w:val="36"/>
-          <w:szCs w:val="36"/>
-          <w:lang w:val="ru-RU"/>
-        </w:rPr>
-      </w:pPr>
-    </w:p>
-    <w:p>
-      <w:pPr>
-        <w:numPr>
-          <w:numId w:val="0"/>
-        </w:numPr>
-        <w:rPr>
-          <w:rFonts w:hint="default" w:ascii="Arial" w:hAnsi="Arial" w:cs="Arial"/>
-          <w:sz w:val="36"/>
-          <w:szCs w:val="36"/>
-          <w:lang w:val="ru-RU"/>
-        </w:rPr>
-      </w:pPr>
-    </w:p>
-    <w:p>
-      <w:pPr>
-        <w:numPr>
-          <w:ilvl w:val="0"/>
-          <w:numId w:val="1"/>
-        </w:numPr>
-        <w:rPr>
-          <w:rFonts w:hint="default" w:ascii="Arial" w:hAnsi="Arial" w:cs="Arial"/>
-          <w:sz w:val="36"/>
-          <w:szCs w:val="36"/>
-          <w:lang w:val="ru-RU"/>
-        </w:rPr>
-      </w:pPr>
-      <w:r>
-        <w:rPr>
-          <w:rFonts w:hint="default" w:ascii="Arial" w:hAnsi="Arial" w:cs="Arial"/>
-          <w:sz w:val="36"/>
-          <w:szCs w:val="36"/>
-          <w:lang w:val="ru-RU"/>
-        </w:rPr>
-        <w:t>Пластыри</w:t>
-      </w:r>
-    </w:p>
-    <w:p>
-      <w:pPr>
-        <w:keepNext w:val="0"/>
-        <w:keepLines w:val="0"/>
-        <w:widowControl/>
-        <w:suppressLineNumbers w:val="0"/>
-        <w:jc w:val="left"/>
-        <w:rPr>
-          <w:rFonts w:hint="default" w:ascii="Arial" w:hAnsi="Arial" w:eastAsia="SimSun" w:cs="Arial"/>
-          <w:color w:val="808080" w:themeColor="background1" w:themeShade="80"/>
-          <w:kern w:val="0"/>
-          <w:sz w:val="28"/>
-          <w:szCs w:val="28"/>
-          <w:lang w:val="en-US" w:eastAsia="zh-CN" w:bidi="ar"/>
-        </w:rPr>
-      </w:pPr>
-      <w:r>
-        <w:rPr>
-          <w:rFonts w:hint="default" w:ascii="Arial" w:hAnsi="Arial" w:eastAsia="SimSun" w:cs="Arial"/>
-          <w:color w:val="808080" w:themeColor="background1" w:themeShade="80"/>
-          <w:kern w:val="0"/>
-          <w:sz w:val="28"/>
-          <w:szCs w:val="28"/>
-          <w:lang w:val="en-US" w:eastAsia="zh-CN" w:bidi="ar"/>
-        </w:rPr>
-        <w:t>Примеры на фото</w:t>
-      </w:r>
-    </w:p>
-    <w:p>
-      <w:pPr>
-        <w:numPr>
-          <w:numId w:val="0"/>
-        </w:numPr>
-        <w:rPr>
-          <w:rFonts w:hint="default" w:ascii="Arial" w:hAnsi="Arial" w:cs="Arial"/>
-          <w:sz w:val="36"/>
-          <w:szCs w:val="36"/>
-          <w:lang w:val="ru-RU"/>
-        </w:rPr>
-      </w:pPr>
+        <w:drawing>
+          <wp:inline distT="0" distB="0" distL="114300" distR="114300">
+            <wp:extent cx="1381760" cy="2818765"/>
+            <wp:effectExtent l="0" t="0" r="5080" b="635"/>
+            <wp:docPr id="24" name="Изображение 24" descr="photo_2026-09-03_19-17-43"/>
+            <wp:cNvGraphicFramePr>
+              <a:graphicFrameLocks xmlns:a="http://schemas.openxmlformats.org/drawingml/2006/main" noChangeAspect="1"/>
+            </wp:cNvGraphicFramePr>
+            <a:graphic xmlns:a="http://schemas.openxmlformats.org/drawingml/2006/main">
+              <a:graphicData uri="http://schemas.openxmlformats.org/drawingml/2006/picture">
+                <pic:pic xmlns:pic="http://schemas.openxmlformats.org/drawingml/2006/picture">
+                  <pic:nvPicPr>
+                    <pic:cNvPr id="24" name="Изображение 24" descr="photo_2026-09-03_19-17-43"/>
+                    <pic:cNvPicPr>
+                      <a:picLocks noChangeAspect="1"/>
+                    </pic:cNvPicPr>
+                  </pic:nvPicPr>
+                  <pic:blipFill>
+                    <a:blip r:embed="rId23"/>
+                    <a:stretch>
+                      <a:fillRect/>
+                    </a:stretch>
+                  </pic:blipFill>
+                  <pic:spPr>
+                    <a:xfrm>
+                      <a:off x="0" y="0"/>
+                      <a:ext cx="1381760" cy="2818765"/>
+                    </a:xfrm>
+                    <a:prstGeom prst="rect">
+                      <a:avLst/>
+                    </a:prstGeom>
+                  </pic:spPr>
+                </pic:pic>
+              </a:graphicData>
+            </a:graphic>
+          </wp:inline>
+        </w:drawing>
+      </w:r>
     </w:p>
     <w:sectPr>
       <w:pgSz w:w="11906" w:h="16838"/>
